--- a/contribution directe (hydro national).docx
+++ b/contribution directe (hydro national).docx
@@ -1364,7 +1364,7 @@
               <w:rPr>
                 <w:webHidden/>
               </w:rPr>
-              <w:t>2</w:t>
+              <w:t>1</w:t>
             </w:r>
             <w:r>
               <w:rPr>
@@ -1747,28 +1747,7 @@
     </w:p>
     <w:p>
       <w:r>
-        <w:t xml:space="preserve">L’interface permet de changer des </w:t>
-      </w:r>
-      <w:r>
-        <w:t>valeurs d’</w:t>
-      </w:r>
-      <w:r>
-        <w:t xml:space="preserve">attributs </w:t>
-      </w:r>
-      <w:r>
-        <w:t xml:space="preserve">d’un ou plusieurs tronçons </w:t>
-      </w:r>
-      <w:r>
-        <w:t xml:space="preserve">sans ouvrir la table attributaire et d’envoyer les modifications sur les serveurs </w:t>
-      </w:r>
-      <w:r>
-        <w:t xml:space="preserve">BDUni </w:t>
-      </w:r>
-      <w:r>
-        <w:t>de l’IGN</w:t>
-      </w:r>
-      <w:r>
-        <w:t>.</w:t>
+        <w:t>L’interface permet de changer des valeurs d’attributs d’un ou plusieurs tronçons hydrographiques des guichets Espace collaboratif « Inventaires hydrographiques de l’Etat » et « Inventaires hydrographiques de l’Etat – FORMATION ».</w:t>
       </w:r>
     </w:p>
     <w:p/>
@@ -1891,10 +1870,10 @@
           <w:noProof/>
         </w:rPr>
         <w:drawing>
-          <wp:inline distT="0" distB="0" distL="0" distR="0" wp14:anchorId="27EE7F6B" wp14:editId="39DD18DF">
-            <wp:extent cx="3734321" cy="4639322"/>
-            <wp:effectExtent l="0" t="0" r="0" b="8890"/>
-            <wp:docPr id="3" name="Image 3"/>
+          <wp:inline distT="0" distB="0" distL="0" distR="0" wp14:anchorId="03BB8534" wp14:editId="4BF1D1BA">
+            <wp:extent cx="3733800" cy="4638675"/>
+            <wp:effectExtent l="0" t="0" r="0" b="9525"/>
+            <wp:docPr id="7" name="Image 7"/>
             <wp:cNvGraphicFramePr>
               <a:graphicFrameLocks xmlns:a="http://schemas.openxmlformats.org/drawingml/2006/main" noChangeAspect="1"/>
             </wp:cNvGraphicFramePr>
@@ -1902,17 +1881,11 @@
               <a:graphicData uri="http://schemas.openxmlformats.org/drawingml/2006/picture">
                 <pic:pic xmlns:pic="http://schemas.openxmlformats.org/drawingml/2006/picture">
                   <pic:nvPicPr>
-                    <pic:cNvPr id="3" name="Image 3"/>
+                    <pic:cNvPr id="1" name=""/>
                     <pic:cNvPicPr/>
                   </pic:nvPicPr>
                   <pic:blipFill>
-                    <a:blip r:embed="rId13">
-                      <a:extLst>
-                        <a:ext uri="{28A0092B-C50C-407E-A947-70E740481C1C}">
-                          <a14:useLocalDpi xmlns:a14="http://schemas.microsoft.com/office/drawing/2010/main" val="0"/>
-                        </a:ext>
-                      </a:extLst>
-                    </a:blip>
+                    <a:blip r:embed="rId13"/>
                     <a:stretch>
                       <a:fillRect/>
                     </a:stretch>
@@ -1920,7 +1893,7 @@
                   <pic:spPr>
                     <a:xfrm>
                       <a:off x="0" y="0"/>
-                      <a:ext cx="3734321" cy="4639322"/>
+                      <a:ext cx="3733800" cy="4638675"/>
                     </a:xfrm>
                     <a:prstGeom prst="rect">
                       <a:avLst/>
@@ -1939,6 +1912,17 @@
         <w:t>Cette interface permet de modifier certains champs des tronçons hydrographiques</w:t>
       </w:r>
     </w:p>
+    <w:p>
+      <w:r>
+        <w:t>Lorsque l’on sélectionne un tronçon hydrographique dans QGIS, les valeurs des attributs du tronçon sont surlignées en vert.</w:t>
+      </w:r>
+    </w:p>
+    <w:p>
+      <w:r>
+        <w:t>Si plusieurs tronçons sont sélectionnés seules les valeurs communes apparaissent surlignées en vert. Les valeurs qui diffèrent n’apparaissent pas.</w:t>
+      </w:r>
+    </w:p>
+    <w:p/>
     <w:p>
       <w:r>
         <w:rPr>
@@ -1987,10 +1971,13 @@
         </w:drawing>
       </w:r>
       <w:r>
+        <w:t xml:space="preserve">  </w:t>
+      </w:r>
+      <w:r>
         <w:t>Ce bouton permet d’afficher la documentation du champs correspondant (</w:t>
       </w:r>
       <w:r>
-        <w:t>bdtopoexplorer.ign.fr</w:t>
+        <w:t>https://bdtopoexplorer.ign.fr/</w:t>
       </w:r>
       <w:r>
         <w:t>)</w:t>
@@ -2049,7 +2036,7 @@
         <w:t xml:space="preserve">  </w:t>
       </w:r>
       <w:r>
-        <w:t>Ce bouton permet de sélectionner tous les tronçons compris entre un tronçon de départ et un tronçon d’arrivée.</w:t>
+        <w:t>Ce bouton permet de sélectionner tous les tronçons compris entre 2 tronçons sélectionnés (un tronçon de départ et un tronçon d’arrivée).</w:t>
       </w:r>
     </w:p>
     <w:p/>
@@ -2239,7 +2226,6 @@
       <w:bookmarkEnd w:id="8"/>
       <w:bookmarkEnd w:id="9"/>
       <w:r>
-        <w:lastRenderedPageBreak/>
         <w:t>Utilisation</w:t>
       </w:r>
       <w:bookmarkEnd w:id="10"/>
@@ -2275,7 +2261,25 @@
         <w:t xml:space="preserve"> connecté </w:t>
       </w:r>
       <w:r>
-        <w:t>à l’espace collaboratif avant l’utilisation du plugin ou juste après une validation lorsque QGIS demande de vous connecter si ce n’est pas déjà fait. Sinon les modifications seront effectives dans QGIS et non dans l’espace collaboratif.</w:t>
+        <w:t>à l’espace collaboratif avant l’utilisation du plugin ou juste après une validation lorsque QGIS demande de vous connecter si ce n’est pas déjà fait</w:t>
+      </w:r>
+      <w:r>
+        <w:t xml:space="preserve"> s</w:t>
+      </w:r>
+      <w:r>
+        <w:t xml:space="preserve">inon les modifications </w:t>
+      </w:r>
+      <w:r>
+        <w:t xml:space="preserve">ne </w:t>
+      </w:r>
+      <w:r>
+        <w:t xml:space="preserve">seront </w:t>
+      </w:r>
+      <w:r>
+        <w:t xml:space="preserve">pas </w:t>
+      </w:r>
+      <w:r>
+        <w:t>effectives dans l’espace collaboratif.</w:t>
       </w:r>
     </w:p>
     <w:p>
@@ -2659,7 +2663,15 @@
         <w:ind w:left="360"/>
       </w:pPr>
       <w:r>
-        <w:t xml:space="preserve">Pour enregistrer les modifications dans la base BDUni de l’IGN il faut cliquer sur  </w:t>
+        <w:t xml:space="preserve">Pour enregistrer les modifications dans la base </w:t>
+      </w:r>
+      <w:proofErr w:type="spellStart"/>
+      <w:r>
+        <w:t>BDUni</w:t>
+      </w:r>
+      <w:proofErr w:type="spellEnd"/>
+      <w:r>
+        <w:t xml:space="preserve"> de l’IGN il faut cliquer sur  </w:t>
       </w:r>
       <w:r>
         <w:rPr>
@@ -2782,8 +2794,12 @@
       </w:pPr>
     </w:p>
     <w:sectPr>
-      <w:footerReference w:type="default" r:id="rId24"/>
-      <w:footerReference w:type="first" r:id="rId25"/>
+      <w:headerReference w:type="even" r:id="rId24"/>
+      <w:headerReference w:type="default" r:id="rId25"/>
+      <w:footerReference w:type="even" r:id="rId26"/>
+      <w:footerReference w:type="default" r:id="rId27"/>
+      <w:headerReference w:type="first" r:id="rId28"/>
+      <w:footerReference w:type="first" r:id="rId29"/>
       <w:pgSz w:w="11906" w:h="16838" w:code="9"/>
       <w:pgMar w:top="851" w:right="924" w:bottom="1616" w:left="1134" w:header="709" w:footer="607" w:gutter="0"/>
       <w:cols w:space="708"/>
@@ -2813,6 +2829,16 @@
 </file>
 
 <file path=word/footer1.xml><?xml version="1.0" encoding="utf-8"?>
+<w:ftr xmlns:wpc="http://schemas.microsoft.com/office/word/2010/wordprocessingCanvas" xmlns:cx="http://schemas.microsoft.com/office/drawing/2014/chartex" xmlns:cx1="http://schemas.microsoft.com/office/drawing/2015/9/8/chartex" xmlns:cx2="http://schemas.microsoft.com/office/drawing/2015/10/21/chartex" xmlns:cx3="http://schemas.microsoft.com/office/drawing/2016/5/9/chartex" xmlns:cx4="http://schemas.microsoft.com/office/drawing/2016/5/10/chartex" xmlns:cx5="http://schemas.microsoft.com/office/drawing/2016/5/11/chartex" xmlns:cx6="http://schemas.microsoft.com/office/drawing/2016/5/12/chartex" xmlns:cx7="http://schemas.microsoft.com/office/drawing/2016/5/13/chartex" xmlns:cx8="http://schemas.microsoft.com/office/drawing/2016/5/14/chartex" xmlns:mc="http://schemas.openxmlformats.org/markup-compatibility/2006" xmlns:aink="http://schemas.microsoft.com/office/drawing/2016/ink" xmlns:am3d="http://schemas.microsoft.com/office/drawing/2017/model3d" xmlns:o="urn:schemas-microsoft-com:office:office" xmlns:r="http://schemas.openxmlformats.org/officeDocument/2006/relationships" xmlns:m="http://schemas.openxmlformats.org/officeDocument/2006/math" xmlns:v="urn:schemas-microsoft-com:vml" xmlns:wp14="http://schemas.microsoft.com/office/word/2010/wordprocessingDrawing" xmlns:wp="http://schemas.openxmlformats.org/drawingml/2006/wordprocessingDrawing" xmlns:w10="urn:schemas-microsoft-com:office:word" xmlns:w="http://schemas.openxmlformats.org/wordprocessingml/2006/main" xmlns:w14="http://schemas.microsoft.com/office/word/2010/wordml" xmlns:w15="http://schemas.microsoft.com/office/word/2012/wordml" xmlns:w16cex="http://schemas.microsoft.com/office/word/2018/wordml/cex" xmlns:w16cid="http://schemas.microsoft.com/office/word/2016/wordml/cid" xmlns:w16="http://schemas.microsoft.com/office/word/2018/wordml" xmlns:w16sdtdh="http://schemas.microsoft.com/office/word/2020/wordml/sdtdatahash" xmlns:w16se="http://schemas.microsoft.com/office/word/2015/wordml/symex" xmlns:wpg="http://schemas.microsoft.com/office/word/2010/wordprocessingGroup" xmlns:wpi="http://schemas.microsoft.com/office/word/2010/wordprocessingInk" xmlns:wne="http://schemas.microsoft.com/office/word/2006/wordml" xmlns:wps="http://schemas.microsoft.com/office/word/2010/wordprocessingShape" mc:Ignorable="w14 w15 w16se w16cid w16 w16cex w16sdtdh wp14">
+  <w:p>
+    <w:pPr>
+      <w:pStyle w:val="Pieddepage"/>
+    </w:pPr>
+  </w:p>
+</w:ftr>
+</file>
+
+<file path=word/footer2.xml><?xml version="1.0" encoding="utf-8"?>
 <w:ftr xmlns:wpc="http://schemas.microsoft.com/office/word/2010/wordprocessingCanvas" xmlns:cx="http://schemas.microsoft.com/office/drawing/2014/chartex" xmlns:cx1="http://schemas.microsoft.com/office/drawing/2015/9/8/chartex" xmlns:cx2="http://schemas.microsoft.com/office/drawing/2015/10/21/chartex" xmlns:cx3="http://schemas.microsoft.com/office/drawing/2016/5/9/chartex" xmlns:cx4="http://schemas.microsoft.com/office/drawing/2016/5/10/chartex" xmlns:cx5="http://schemas.microsoft.com/office/drawing/2016/5/11/chartex" xmlns:cx6="http://schemas.microsoft.com/office/drawing/2016/5/12/chartex" xmlns:cx7="http://schemas.microsoft.com/office/drawing/2016/5/13/chartex" xmlns:cx8="http://schemas.microsoft.com/office/drawing/2016/5/14/chartex" xmlns:mc="http://schemas.openxmlformats.org/markup-compatibility/2006" xmlns:aink="http://schemas.microsoft.com/office/drawing/2016/ink" xmlns:am3d="http://schemas.microsoft.com/office/drawing/2017/model3d" xmlns:o="urn:schemas-microsoft-com:office:office" xmlns:r="http://schemas.openxmlformats.org/officeDocument/2006/relationships" xmlns:m="http://schemas.openxmlformats.org/officeDocument/2006/math" xmlns:v="urn:schemas-microsoft-com:vml" xmlns:wp14="http://schemas.microsoft.com/office/word/2010/wordprocessingDrawing" xmlns:wp="http://schemas.openxmlformats.org/drawingml/2006/wordprocessingDrawing" xmlns:w10="urn:schemas-microsoft-com:office:word" xmlns:w="http://schemas.openxmlformats.org/wordprocessingml/2006/main" xmlns:w14="http://schemas.microsoft.com/office/word/2010/wordml" xmlns:w15="http://schemas.microsoft.com/office/word/2012/wordml" xmlns:w16cex="http://schemas.microsoft.com/office/word/2018/wordml/cex" xmlns:w16cid="http://schemas.microsoft.com/office/word/2016/wordml/cid" xmlns:w16="http://schemas.microsoft.com/office/word/2018/wordml" xmlns:w16sdtdh="http://schemas.microsoft.com/office/word/2020/wordml/sdtdatahash" xmlns:w16se="http://schemas.microsoft.com/office/word/2015/wordml/symex" xmlns:wpg="http://schemas.microsoft.com/office/word/2010/wordprocessingGroup" xmlns:wpi="http://schemas.microsoft.com/office/word/2010/wordprocessingInk" xmlns:wne="http://schemas.microsoft.com/office/word/2006/wordml" xmlns:wps="http://schemas.microsoft.com/office/word/2010/wordprocessingShape" mc:Ignorable="w14 w15 w16se w16cid w16 w16cex w16sdtdh wp14">
   <w:tbl>
     <w:tblPr>
@@ -3017,7 +3043,7 @@
             <w:tag w:val="_DCDateCreated"/>
             <w:id w:val="317545533"/>
             <w:dataBinding w:prefixMappings="xmlns:ns0='http://schemas.microsoft.com/office/2006/metadata/properties' xmlns:ns1='http://www.w3.org/2001/XMLSchema-instance' xmlns:ns2='http://schemas.microsoft.com/office/infopath/2007/PartnerControls' xmlns:ns3='a1322699-2fbb-4cce-8aba-176c4fa97253' xmlns:ns4='http://schemas.microsoft.com/sharepoint/v3' xmlns:ns5='http://schemas.microsoft.com/sharepoint/v3/fields' xmlns:ns6='f0ff482e-aa3b-417e-9d65-5f4cb2656651' " w:xpath="/ns0:properties[1]/documentManagement[1]/ns5:_DCDateCreated[1]" w:storeItemID="{1159403A-C237-488E-8C5E-DABF9FCE7043}"/>
-            <w:date w:fullDate="2025-07-25T00:00:00Z">
+            <w:date w:fullDate="2025-08-25T00:00:00Z">
               <w:dateFormat w:val="dd/MM/yyyy"/>
               <w:lid w:val="fr-FR"/>
               <w:storeMappedDataAs w:val="dateTime"/>
@@ -3081,7 +3107,7 @@
                   <w:sz w:val="16"/>
                   <w:szCs w:val="16"/>
                 </w:rPr>
-                <w:t>7</w:t>
+                <w:t>8</w:t>
               </w:r>
               <w:r>
                 <w:rPr>
@@ -3262,7 +3288,7 @@
 </w:ftr>
 </file>
 
-<file path=word/footer2.xml><?xml version="1.0" encoding="utf-8"?>
+<file path=word/footer3.xml><?xml version="1.0" encoding="utf-8"?>
 <w:ftr xmlns:wpc="http://schemas.microsoft.com/office/word/2010/wordprocessingCanvas" xmlns:cx="http://schemas.microsoft.com/office/drawing/2014/chartex" xmlns:cx1="http://schemas.microsoft.com/office/drawing/2015/9/8/chartex" xmlns:cx2="http://schemas.microsoft.com/office/drawing/2015/10/21/chartex" xmlns:cx3="http://schemas.microsoft.com/office/drawing/2016/5/9/chartex" xmlns:cx4="http://schemas.microsoft.com/office/drawing/2016/5/10/chartex" xmlns:cx5="http://schemas.microsoft.com/office/drawing/2016/5/11/chartex" xmlns:cx6="http://schemas.microsoft.com/office/drawing/2016/5/12/chartex" xmlns:cx7="http://schemas.microsoft.com/office/drawing/2016/5/13/chartex" xmlns:cx8="http://schemas.microsoft.com/office/drawing/2016/5/14/chartex" xmlns:mc="http://schemas.openxmlformats.org/markup-compatibility/2006" xmlns:aink="http://schemas.microsoft.com/office/drawing/2016/ink" xmlns:am3d="http://schemas.microsoft.com/office/drawing/2017/model3d" xmlns:o="urn:schemas-microsoft-com:office:office" xmlns:r="http://schemas.openxmlformats.org/officeDocument/2006/relationships" xmlns:m="http://schemas.openxmlformats.org/officeDocument/2006/math" xmlns:v="urn:schemas-microsoft-com:vml" xmlns:wp14="http://schemas.microsoft.com/office/word/2010/wordprocessingDrawing" xmlns:wp="http://schemas.openxmlformats.org/drawingml/2006/wordprocessingDrawing" xmlns:w10="urn:schemas-microsoft-com:office:word" xmlns:w="http://schemas.openxmlformats.org/wordprocessingml/2006/main" xmlns:w14="http://schemas.microsoft.com/office/word/2010/wordml" xmlns:w15="http://schemas.microsoft.com/office/word/2012/wordml" xmlns:w16cex="http://schemas.microsoft.com/office/word/2018/wordml/cex" xmlns:w16cid="http://schemas.microsoft.com/office/word/2016/wordml/cid" xmlns:w16="http://schemas.microsoft.com/office/word/2018/wordml" xmlns:w16sdtdh="http://schemas.microsoft.com/office/word/2020/wordml/sdtdatahash" xmlns:w16se="http://schemas.microsoft.com/office/word/2015/wordml/symex" xmlns:wpg="http://schemas.microsoft.com/office/word/2010/wordprocessingGroup" xmlns:wpi="http://schemas.microsoft.com/office/word/2010/wordprocessingInk" xmlns:wne="http://schemas.microsoft.com/office/word/2006/wordml" xmlns:wps="http://schemas.microsoft.com/office/word/2010/wordprocessingShape" mc:Ignorable="w14 w15 w16se w16cid w16 w16cex w16sdtdh wp14">
   <w:p>
     <w:pPr>
@@ -3329,6 +3355,36 @@
 </w:footnotes>
 </file>
 
+<file path=word/header1.xml><?xml version="1.0" encoding="utf-8"?>
+<w:hdr xmlns:wpc="http://schemas.microsoft.com/office/word/2010/wordprocessingCanvas" xmlns:cx="http://schemas.microsoft.com/office/drawing/2014/chartex" xmlns:cx1="http://schemas.microsoft.com/office/drawing/2015/9/8/chartex" xmlns:cx2="http://schemas.microsoft.com/office/drawing/2015/10/21/chartex" xmlns:cx3="http://schemas.microsoft.com/office/drawing/2016/5/9/chartex" xmlns:cx4="http://schemas.microsoft.com/office/drawing/2016/5/10/chartex" xmlns:cx5="http://schemas.microsoft.com/office/drawing/2016/5/11/chartex" xmlns:cx6="http://schemas.microsoft.com/office/drawing/2016/5/12/chartex" xmlns:cx7="http://schemas.microsoft.com/office/drawing/2016/5/13/chartex" xmlns:cx8="http://schemas.microsoft.com/office/drawing/2016/5/14/chartex" xmlns:mc="http://schemas.openxmlformats.org/markup-compatibility/2006" xmlns:aink="http://schemas.microsoft.com/office/drawing/2016/ink" xmlns:am3d="http://schemas.microsoft.com/office/drawing/2017/model3d" xmlns:o="urn:schemas-microsoft-com:office:office" xmlns:r="http://schemas.openxmlformats.org/officeDocument/2006/relationships" xmlns:m="http://schemas.openxmlformats.org/officeDocument/2006/math" xmlns:v="urn:schemas-microsoft-com:vml" xmlns:wp14="http://schemas.microsoft.com/office/word/2010/wordprocessingDrawing" xmlns:wp="http://schemas.openxmlformats.org/drawingml/2006/wordprocessingDrawing" xmlns:w10="urn:schemas-microsoft-com:office:word" xmlns:w="http://schemas.openxmlformats.org/wordprocessingml/2006/main" xmlns:w14="http://schemas.microsoft.com/office/word/2010/wordml" xmlns:w15="http://schemas.microsoft.com/office/word/2012/wordml" xmlns:w16cex="http://schemas.microsoft.com/office/word/2018/wordml/cex" xmlns:w16cid="http://schemas.microsoft.com/office/word/2016/wordml/cid" xmlns:w16="http://schemas.microsoft.com/office/word/2018/wordml" xmlns:w16sdtdh="http://schemas.microsoft.com/office/word/2020/wordml/sdtdatahash" xmlns:w16se="http://schemas.microsoft.com/office/word/2015/wordml/symex" xmlns:wpg="http://schemas.microsoft.com/office/word/2010/wordprocessingGroup" xmlns:wpi="http://schemas.microsoft.com/office/word/2010/wordprocessingInk" xmlns:wne="http://schemas.microsoft.com/office/word/2006/wordml" xmlns:wps="http://schemas.microsoft.com/office/word/2010/wordprocessingShape" mc:Ignorable="w14 w15 w16se w16cid w16 w16cex w16sdtdh wp14">
+  <w:p>
+    <w:pPr>
+      <w:pStyle w:val="En-tte"/>
+    </w:pPr>
+  </w:p>
+</w:hdr>
+</file>
+
+<file path=word/header2.xml><?xml version="1.0" encoding="utf-8"?>
+<w:hdr xmlns:wpc="http://schemas.microsoft.com/office/word/2010/wordprocessingCanvas" xmlns:cx="http://schemas.microsoft.com/office/drawing/2014/chartex" xmlns:cx1="http://schemas.microsoft.com/office/drawing/2015/9/8/chartex" xmlns:cx2="http://schemas.microsoft.com/office/drawing/2015/10/21/chartex" xmlns:cx3="http://schemas.microsoft.com/office/drawing/2016/5/9/chartex" xmlns:cx4="http://schemas.microsoft.com/office/drawing/2016/5/10/chartex" xmlns:cx5="http://schemas.microsoft.com/office/drawing/2016/5/11/chartex" xmlns:cx6="http://schemas.microsoft.com/office/drawing/2016/5/12/chartex" xmlns:cx7="http://schemas.microsoft.com/office/drawing/2016/5/13/chartex" xmlns:cx8="http://schemas.microsoft.com/office/drawing/2016/5/14/chartex" xmlns:mc="http://schemas.openxmlformats.org/markup-compatibility/2006" xmlns:aink="http://schemas.microsoft.com/office/drawing/2016/ink" xmlns:am3d="http://schemas.microsoft.com/office/drawing/2017/model3d" xmlns:o="urn:schemas-microsoft-com:office:office" xmlns:r="http://schemas.openxmlformats.org/officeDocument/2006/relationships" xmlns:m="http://schemas.openxmlformats.org/officeDocument/2006/math" xmlns:v="urn:schemas-microsoft-com:vml" xmlns:wp14="http://schemas.microsoft.com/office/word/2010/wordprocessingDrawing" xmlns:wp="http://schemas.openxmlformats.org/drawingml/2006/wordprocessingDrawing" xmlns:w10="urn:schemas-microsoft-com:office:word" xmlns:w="http://schemas.openxmlformats.org/wordprocessingml/2006/main" xmlns:w14="http://schemas.microsoft.com/office/word/2010/wordml" xmlns:w15="http://schemas.microsoft.com/office/word/2012/wordml" xmlns:w16cex="http://schemas.microsoft.com/office/word/2018/wordml/cex" xmlns:w16cid="http://schemas.microsoft.com/office/word/2016/wordml/cid" xmlns:w16="http://schemas.microsoft.com/office/word/2018/wordml" xmlns:w16sdtdh="http://schemas.microsoft.com/office/word/2020/wordml/sdtdatahash" xmlns:w16se="http://schemas.microsoft.com/office/word/2015/wordml/symex" xmlns:wpg="http://schemas.microsoft.com/office/word/2010/wordprocessingGroup" xmlns:wpi="http://schemas.microsoft.com/office/word/2010/wordprocessingInk" xmlns:wne="http://schemas.microsoft.com/office/word/2006/wordml" xmlns:wps="http://schemas.microsoft.com/office/word/2010/wordprocessingShape" mc:Ignorable="w14 w15 w16se w16cid w16 w16cex w16sdtdh wp14">
+  <w:p>
+    <w:pPr>
+      <w:pStyle w:val="En-tte"/>
+    </w:pPr>
+  </w:p>
+</w:hdr>
+</file>
+
+<file path=word/header3.xml><?xml version="1.0" encoding="utf-8"?>
+<w:hdr xmlns:wpc="http://schemas.microsoft.com/office/word/2010/wordprocessingCanvas" xmlns:cx="http://schemas.microsoft.com/office/drawing/2014/chartex" xmlns:cx1="http://schemas.microsoft.com/office/drawing/2015/9/8/chartex" xmlns:cx2="http://schemas.microsoft.com/office/drawing/2015/10/21/chartex" xmlns:cx3="http://schemas.microsoft.com/office/drawing/2016/5/9/chartex" xmlns:cx4="http://schemas.microsoft.com/office/drawing/2016/5/10/chartex" xmlns:cx5="http://schemas.microsoft.com/office/drawing/2016/5/11/chartex" xmlns:cx6="http://schemas.microsoft.com/office/drawing/2016/5/12/chartex" xmlns:cx7="http://schemas.microsoft.com/office/drawing/2016/5/13/chartex" xmlns:cx8="http://schemas.microsoft.com/office/drawing/2016/5/14/chartex" xmlns:mc="http://schemas.openxmlformats.org/markup-compatibility/2006" xmlns:aink="http://schemas.microsoft.com/office/drawing/2016/ink" xmlns:am3d="http://schemas.microsoft.com/office/drawing/2017/model3d" xmlns:o="urn:schemas-microsoft-com:office:office" xmlns:r="http://schemas.openxmlformats.org/officeDocument/2006/relationships" xmlns:m="http://schemas.openxmlformats.org/officeDocument/2006/math" xmlns:v="urn:schemas-microsoft-com:vml" xmlns:wp14="http://schemas.microsoft.com/office/word/2010/wordprocessingDrawing" xmlns:wp="http://schemas.openxmlformats.org/drawingml/2006/wordprocessingDrawing" xmlns:w10="urn:schemas-microsoft-com:office:word" xmlns:w="http://schemas.openxmlformats.org/wordprocessingml/2006/main" xmlns:w14="http://schemas.microsoft.com/office/word/2010/wordml" xmlns:w15="http://schemas.microsoft.com/office/word/2012/wordml" xmlns:w16cex="http://schemas.microsoft.com/office/word/2018/wordml/cex" xmlns:w16cid="http://schemas.microsoft.com/office/word/2016/wordml/cid" xmlns:w16="http://schemas.microsoft.com/office/word/2018/wordml" xmlns:w16sdtdh="http://schemas.microsoft.com/office/word/2020/wordml/sdtdatahash" xmlns:w16se="http://schemas.microsoft.com/office/word/2015/wordml/symex" xmlns:wpg="http://schemas.microsoft.com/office/word/2010/wordprocessingGroup" xmlns:wpi="http://schemas.microsoft.com/office/word/2010/wordprocessingInk" xmlns:wne="http://schemas.microsoft.com/office/word/2006/wordml" xmlns:wps="http://schemas.microsoft.com/office/word/2010/wordprocessingShape" mc:Ignorable="w14 w15 w16se w16cid w16 w16cex w16sdtdh wp14">
+  <w:p>
+    <w:pPr>
+      <w:pStyle w:val="En-tte"/>
+    </w:pPr>
+  </w:p>
+</w:hdr>
+</file>
+
 <file path=word/numbering.xml><?xml version="1.0" encoding="utf-8"?>
 <w:numbering xmlns:wpc="http://schemas.microsoft.com/office/word/2010/wordprocessingCanvas" xmlns:cx="http://schemas.microsoft.com/office/drawing/2014/chartex" xmlns:cx1="http://schemas.microsoft.com/office/drawing/2015/9/8/chartex" xmlns:cx2="http://schemas.microsoft.com/office/drawing/2015/10/21/chartex" xmlns:cx3="http://schemas.microsoft.com/office/drawing/2016/5/9/chartex" xmlns:cx4="http://schemas.microsoft.com/office/drawing/2016/5/10/chartex" xmlns:cx5="http://schemas.microsoft.com/office/drawing/2016/5/11/chartex" xmlns:cx6="http://schemas.microsoft.com/office/drawing/2016/5/12/chartex" xmlns:cx7="http://schemas.microsoft.com/office/drawing/2016/5/13/chartex" xmlns:cx8="http://schemas.microsoft.com/office/drawing/2016/5/14/chartex" xmlns:mc="http://schemas.openxmlformats.org/markup-compatibility/2006" xmlns:aink="http://schemas.microsoft.com/office/drawing/2016/ink" xmlns:am3d="http://schemas.microsoft.com/office/drawing/2017/model3d" xmlns:o="urn:schemas-microsoft-com:office:office" xmlns:r="http://schemas.openxmlformats.org/officeDocument/2006/relationships" xmlns:m="http://schemas.openxmlformats.org/officeDocument/2006/math" xmlns:v="urn:schemas-microsoft-com:vml" xmlns:wp14="http://schemas.microsoft.com/office/word/2010/wordprocessingDrawing" xmlns:wp="http://schemas.openxmlformats.org/drawingml/2006/wordprocessingDrawing" xmlns:w10="urn:schemas-microsoft-com:office:word" xmlns:w="http://schemas.openxmlformats.org/wordprocessingml/2006/main" xmlns:w14="http://schemas.microsoft.com/office/word/2010/wordml" xmlns:w15="http://schemas.microsoft.com/office/word/2012/wordml" xmlns:w16cex="http://schemas.microsoft.com/office/word/2018/wordml/cex" xmlns:w16cid="http://schemas.microsoft.com/office/word/2016/wordml/cid" xmlns:w16="http://schemas.microsoft.com/office/word/2018/wordml" xmlns:w16sdtdh="http://schemas.microsoft.com/office/word/2020/wordml/sdtdatahash" xmlns:w16se="http://schemas.microsoft.com/office/word/2015/wordml/symex" xmlns:wpg="http://schemas.microsoft.com/office/word/2010/wordprocessingGroup" xmlns:wpi="http://schemas.microsoft.com/office/word/2010/wordprocessingInk" xmlns:wne="http://schemas.microsoft.com/office/word/2006/wordml" xmlns:wps="http://schemas.microsoft.com/office/word/2010/wordprocessingShape" mc:Ignorable="w14 w15 w16se w16cid w16 w16cex w16sdtdh wp14">
   <w:numPicBullet w:numPicBulletId="0">
@@ -3352,7 +3408,7 @@
         <v:path o:extrusionok="f" gradientshapeok="t" o:connecttype="rect"/>
         <o:lock v:ext="edit" aspectratio="t"/>
       </v:shapetype>
-      <v:shape id="_x0000_i1067" type="#_x0000_t75" style="width:30.75pt;height:52.5pt" o:bullet="t">
+      <v:shape id="_x0000_i1086" type="#_x0000_t75" style="width:30.75pt;height:52.35pt" o:bullet="t">
         <v:imagedata r:id="rId1" o:title="puce"/>
       </v:shape>
     </w:pict>
@@ -8203,14 +8259,14 @@
     <w:charset w:val="00"/>
     <w:family w:val="roman"/>
     <w:pitch w:val="variable"/>
-    <w:sig w:usb0="E0002AFF" w:usb1="C0007843" w:usb2="00000009" w:usb3="00000000" w:csb0="000001FF" w:csb1="00000000"/>
+    <w:sig w:usb0="E0002EFF" w:usb1="C000785B" w:usb2="00000009" w:usb3="00000000" w:csb0="000001FF" w:csb1="00000000"/>
   </w:font>
   <w:font w:name="Arial">
     <w:panose1 w:val="020B0604020202020204"/>
     <w:charset w:val="00"/>
     <w:family w:val="swiss"/>
     <w:pitch w:val="variable"/>
-    <w:sig w:usb0="E0002AFF" w:usb1="C0007843" w:usb2="00000009" w:usb3="00000000" w:csb0="000001FF" w:csb1="00000000"/>
+    <w:sig w:usb0="E0002EFF" w:usb1="C000785B" w:usb2="00000009" w:usb3="00000000" w:csb0="000001FF" w:csb1="00000000"/>
   </w:font>
   <w:font w:name="Wingdings">
     <w:panose1 w:val="05000000000000000000"/>
@@ -8231,7 +8287,7 @@
     <w:charset w:val="00"/>
     <w:family w:val="swiss"/>
     <w:pitch w:val="variable"/>
-    <w:sig w:usb0="E0002AFF" w:usb1="4000ACFF" w:usb2="00000001" w:usb3="00000000" w:csb0="000001FF" w:csb1="00000000"/>
+    <w:sig w:usb0="E4002EFF" w:usb1="C000247B" w:usb2="00000009" w:usb3="00000000" w:csb0="000001FF" w:csb1="00000000"/>
   </w:font>
   <w:font w:name="Tahoma">
     <w:panose1 w:val="020B0604030504040204"/>
@@ -8259,7 +8315,7 @@
     <w:charset w:val="00"/>
     <w:family w:val="swiss"/>
     <w:pitch w:val="variable"/>
-    <w:sig w:usb0="A00002EF" w:usb1="4000207B" w:usb2="00000000" w:usb3="00000000" w:csb0="0000009F" w:csb1="00000000"/>
+    <w:sig w:usb0="E4002EFF" w:usb1="C000247B" w:usb2="00000009" w:usb3="00000000" w:csb0="000001FF" w:csb1="00000000"/>
   </w:font>
 </w:fonts>
 </file>
@@ -8281,10 +8337,12 @@
   <w:rsids>
     <w:rsidRoot w:val="00CA38A7"/>
     <w:rsid w:val="00065F3B"/>
+    <w:rsid w:val="000A513E"/>
     <w:rsid w:val="000B22EE"/>
     <w:rsid w:val="000D4DEE"/>
     <w:rsid w:val="00162DC9"/>
     <w:rsid w:val="003259A4"/>
+    <w:rsid w:val="0032743B"/>
     <w:rsid w:val="00515A60"/>
     <w:rsid w:val="0054019A"/>
     <w:rsid w:val="00596E3A"/>
@@ -8302,6 +8360,7 @@
     <w:rsid w:val="00AD733F"/>
     <w:rsid w:val="00B82D9E"/>
     <w:rsid w:val="00BB4FFB"/>
+    <w:rsid w:val="00BC2E30"/>
     <w:rsid w:val="00C13EA8"/>
     <w:rsid w:val="00C2639B"/>
     <w:rsid w:val="00CA1D17"/>
@@ -9256,13 +9315,7 @@
 </file>
 
 <file path=customXml/item2.xml><?xml version="1.0" encoding="utf-8"?>
-<p:properties xmlns:p="http://schemas.microsoft.com/office/2006/metadata/properties" xmlns:xsi="http://www.w3.org/2001/XMLSchema-instance" xmlns:pc="http://schemas.microsoft.com/office/infopath/2007/PartnerControls">
-  <documentManagement>
-    <lcf76f155ced4ddcb4097134ff3c332f xmlns="b295003c-aa87-407e-9024-fdee4e88f6fa">
-      <Terms xmlns="http://schemas.microsoft.com/office/infopath/2007/PartnerControls"/>
-    </lcf76f155ced4ddcb4097134ff3c332f>
-  </documentManagement>
-</p:properties>
+<b:Sources xmlns:b="http://schemas.openxmlformats.org/officeDocument/2006/bibliography" xmlns="http://schemas.openxmlformats.org/officeDocument/2006/bibliography" SelectedStyle="\APA.XSL" StyleName="APA"/>
 </file>
 
 <file path=customXml/item3.xml><?xml version="1.0" encoding="utf-8"?>
@@ -9275,7 +9328,13 @@
 </file>
 
 <file path=customXml/item4.xml><?xml version="1.0" encoding="utf-8"?>
-<b:Sources xmlns:b="http://schemas.openxmlformats.org/officeDocument/2006/bibliography" xmlns="http://schemas.openxmlformats.org/officeDocument/2006/bibliography" SelectedStyle="\APA.XSL" StyleName="APA"/>
+<p:properties xmlns:p="http://schemas.microsoft.com/office/2006/metadata/properties" xmlns:xsi="http://www.w3.org/2001/XMLSchema-instance" xmlns:pc="http://schemas.microsoft.com/office/infopath/2007/PartnerControls">
+  <documentManagement>
+    <lcf76f155ced4ddcb4097134ff3c332f xmlns="b295003c-aa87-407e-9024-fdee4e88f6fa">
+      <Terms xmlns="http://schemas.microsoft.com/office/infopath/2007/PartnerControls"/>
+    </lcf76f155ced4ddcb4097134ff3c332f>
+  </documentManagement>
+</p:properties>
 </file>
 
 <file path=customXml/itemProps1.xml><?xml version="1.0" encoding="utf-8"?>
@@ -9297,11 +9356,9 @@
 </file>
 
 <file path=customXml/itemProps2.xml><?xml version="1.0" encoding="utf-8"?>
-<ds:datastoreItem xmlns:ds="http://schemas.openxmlformats.org/officeDocument/2006/customXml" ds:itemID="{1159403A-C237-488E-8C5E-DABF9FCE7043}">
+<ds:datastoreItem xmlns:ds="http://schemas.openxmlformats.org/officeDocument/2006/customXml" ds:itemID="{0FF0F878-5F0F-460C-9013-40E72731A637}">
   <ds:schemaRefs>
-    <ds:schemaRef ds:uri="http://schemas.microsoft.com/office/2006/metadata/properties"/>
-    <ds:schemaRef ds:uri="http://schemas.microsoft.com/office/infopath/2007/PartnerControls"/>
-    <ds:schemaRef ds:uri="b295003c-aa87-407e-9024-fdee4e88f6fa"/>
+    <ds:schemaRef ds:uri="http://schemas.openxmlformats.org/officeDocument/2006/bibliography"/>
   </ds:schemaRefs>
 </ds:datastoreItem>
 </file>
@@ -9315,9 +9372,11 @@
 </file>
 
 <file path=customXml/itemProps4.xml><?xml version="1.0" encoding="utf-8"?>
-<ds:datastoreItem xmlns:ds="http://schemas.openxmlformats.org/officeDocument/2006/customXml" ds:itemID="{0FF0F878-5F0F-460C-9013-40E72731A637}">
+<ds:datastoreItem xmlns:ds="http://schemas.openxmlformats.org/officeDocument/2006/customXml" ds:itemID="{1159403A-C237-488E-8C5E-DABF9FCE7043}">
   <ds:schemaRefs>
-    <ds:schemaRef ds:uri="http://schemas.openxmlformats.org/officeDocument/2006/bibliography"/>
+    <ds:schemaRef ds:uri="http://schemas.microsoft.com/office/2006/metadata/properties"/>
+    <ds:schemaRef ds:uri="http://schemas.microsoft.com/office/infopath/2007/PartnerControls"/>
+    <ds:schemaRef ds:uri="b295003c-aa87-407e-9024-fdee4e88f6fa"/>
   </ds:schemaRefs>
 </ds:datastoreItem>
 </file>
--- a/contribution directe (hydro national).docx
+++ b/contribution directe (hydro national).docx
@@ -1309,7 +1309,7 @@
           <w:r>
             <w:fldChar w:fldCharType="separate"/>
           </w:r>
-          <w:hyperlink w:anchor="_Toc161956522" w:history="1">
+          <w:hyperlink w:anchor="_Toc212728909" w:history="1">
             <w:r>
               <w:rPr>
                 <w:rStyle w:val="Lienhypertexte"/>
@@ -1347,7 +1347,7 @@
               <w:rPr>
                 <w:webHidden/>
               </w:rPr>
-              <w:instrText xml:space="preserve"> PAGEREF _Toc161956522 \h </w:instrText>
+              <w:instrText xml:space="preserve"> PAGEREF _Toc212728909 \h </w:instrText>
             </w:r>
             <w:r>
               <w:rPr>
@@ -1364,7 +1364,7 @@
               <w:rPr>
                 <w:webHidden/>
               </w:rPr>
-              <w:t>1</w:t>
+              <w:t>2</w:t>
             </w:r>
             <w:r>
               <w:rPr>
@@ -1384,7 +1384,7 @@
               <w:szCs w:val="22"/>
             </w:rPr>
           </w:pPr>
-          <w:hyperlink w:anchor="_Toc161956523" w:history="1">
+          <w:hyperlink w:anchor="_Toc212728910" w:history="1">
             <w:r>
               <w:rPr>
                 <w:rStyle w:val="Lienhypertexte"/>
@@ -1422,7 +1422,7 @@
               <w:rPr>
                 <w:webHidden/>
               </w:rPr>
-              <w:instrText xml:space="preserve"> PAGEREF _Toc161956523 \h </w:instrText>
+              <w:instrText xml:space="preserve"> PAGEREF _Toc212728910 \h </w:instrText>
             </w:r>
             <w:r>
               <w:rPr>
@@ -1459,7 +1459,7 @@
               <w:szCs w:val="22"/>
             </w:rPr>
           </w:pPr>
-          <w:hyperlink w:anchor="_Toc161956524" w:history="1">
+          <w:hyperlink w:anchor="_Toc212728911" w:history="1">
             <w:r>
               <w:rPr>
                 <w:rStyle w:val="Lienhypertexte"/>
@@ -1497,7 +1497,7 @@
               <w:rPr>
                 <w:webHidden/>
               </w:rPr>
-              <w:instrText xml:space="preserve"> PAGEREF _Toc161956524 \h </w:instrText>
+              <w:instrText xml:space="preserve"> PAGEREF _Toc212728911 \h </w:instrText>
             </w:r>
             <w:r>
               <w:rPr>
@@ -1534,7 +1534,7 @@
               <w:szCs w:val="22"/>
             </w:rPr>
           </w:pPr>
-          <w:hyperlink w:anchor="_Toc161956525" w:history="1">
+          <w:hyperlink w:anchor="_Toc212728912" w:history="1">
             <w:r>
               <w:rPr>
                 <w:rStyle w:val="Lienhypertexte"/>
@@ -1572,7 +1572,7 @@
               <w:rPr>
                 <w:webHidden/>
               </w:rPr>
-              <w:instrText xml:space="preserve"> PAGEREF _Toc161956525 \h </w:instrText>
+              <w:instrText xml:space="preserve"> PAGEREF _Toc212728912 \h </w:instrText>
             </w:r>
             <w:r>
               <w:rPr>
@@ -1609,7 +1609,7 @@
               <w:szCs w:val="22"/>
             </w:rPr>
           </w:pPr>
-          <w:hyperlink w:anchor="_Toc161956526" w:history="1">
+          <w:hyperlink w:anchor="_Toc212728913" w:history="1">
             <w:r>
               <w:rPr>
                 <w:rStyle w:val="Lienhypertexte"/>
@@ -1647,7 +1647,82 @@
               <w:rPr>
                 <w:webHidden/>
               </w:rPr>
-              <w:instrText xml:space="preserve"> PAGEREF _Toc161956526 \h </w:instrText>
+              <w:instrText xml:space="preserve"> PAGEREF _Toc212728913 \h </w:instrText>
+            </w:r>
+            <w:r>
+              <w:rPr>
+                <w:webHidden/>
+              </w:rPr>
+            </w:r>
+            <w:r>
+              <w:rPr>
+                <w:webHidden/>
+              </w:rPr>
+              <w:fldChar w:fldCharType="separate"/>
+            </w:r>
+            <w:r>
+              <w:rPr>
+                <w:webHidden/>
+              </w:rPr>
+              <w:t>4</w:t>
+            </w:r>
+            <w:r>
+              <w:rPr>
+                <w:webHidden/>
+              </w:rPr>
+              <w:fldChar w:fldCharType="end"/>
+            </w:r>
+          </w:hyperlink>
+        </w:p>
+        <w:p>
+          <w:pPr>
+            <w:pStyle w:val="TM1"/>
+            <w:rPr>
+              <w:rFonts w:asciiTheme="minorHAnsi" w:eastAsiaTheme="minorEastAsia" w:hAnsiTheme="minorHAnsi" w:cstheme="minorBidi"/>
+              <w:smallCaps w:val="0"/>
+              <w:sz w:val="22"/>
+              <w:szCs w:val="22"/>
+            </w:rPr>
+          </w:pPr>
+          <w:hyperlink w:anchor="_Toc212728914" w:history="1">
+            <w:r>
+              <w:rPr>
+                <w:rStyle w:val="Lienhypertexte"/>
+              </w:rPr>
+              <w:t>6</w:t>
+            </w:r>
+            <w:r>
+              <w:rPr>
+                <w:rFonts w:asciiTheme="minorHAnsi" w:eastAsiaTheme="minorEastAsia" w:hAnsiTheme="minorHAnsi" w:cstheme="minorBidi"/>
+                <w:smallCaps w:val="0"/>
+                <w:sz w:val="22"/>
+                <w:szCs w:val="22"/>
+              </w:rPr>
+              <w:tab/>
+            </w:r>
+            <w:r>
+              <w:rPr>
+                <w:rStyle w:val="Lienhypertexte"/>
+              </w:rPr>
+              <w:t>Exemple de manipulation : je veux modifier la nature d’un tronçon</w:t>
+            </w:r>
+            <w:r>
+              <w:rPr>
+                <w:webHidden/>
+              </w:rPr>
+              <w:tab/>
+            </w:r>
+            <w:r>
+              <w:rPr>
+                <w:webHidden/>
+              </w:rPr>
+              <w:fldChar w:fldCharType="begin"/>
+            </w:r>
+            <w:r>
+              <w:rPr>
+                <w:webHidden/>
+              </w:rPr>
+              <w:instrText xml:space="preserve"> PAGEREF _Toc212728914 \h </w:instrText>
             </w:r>
             <w:r>
               <w:rPr>
@@ -1698,12 +1773,15 @@
     <w:p/>
     <w:p/>
     <w:p/>
+    <w:p/>
+    <w:p/>
     <w:p>
       <w:pPr>
         <w:pStyle w:val="Titre1"/>
       </w:pPr>
-      <w:bookmarkStart w:id="0" w:name="_Toc161956522"/>
-      <w:r>
+      <w:bookmarkStart w:id="0" w:name="_Toc212728909"/>
+      <w:r>
+        <w:lastRenderedPageBreak/>
         <w:t>Prérequis</w:t>
       </w:r>
       <w:bookmarkEnd w:id="0"/>
@@ -1733,7 +1811,7 @@
       <w:pPr>
         <w:pStyle w:val="Titre1"/>
       </w:pPr>
-      <w:bookmarkStart w:id="1" w:name="_Toc161956523"/>
+      <w:bookmarkStart w:id="1" w:name="_Toc212728910"/>
       <w:r>
         <w:t>Résumé</w:t>
       </w:r>
@@ -1756,7 +1834,7 @@
       <w:pPr>
         <w:pStyle w:val="Titre1"/>
       </w:pPr>
-      <w:bookmarkStart w:id="2" w:name="_Toc161956524"/>
+      <w:bookmarkStart w:id="2" w:name="_Toc212728911"/>
       <w:r>
         <w:t>Installation</w:t>
       </w:r>
@@ -1845,16 +1923,12 @@
     <w:p/>
     <w:p/>
     <w:p/>
-    <w:p/>
-    <w:p/>
-    <w:p/>
     <w:p>
       <w:pPr>
         <w:pStyle w:val="Titre1"/>
       </w:pPr>
-      <w:bookmarkStart w:id="3" w:name="_Toc161956525"/>
-      <w:r>
-        <w:lastRenderedPageBreak/>
+      <w:bookmarkStart w:id="3" w:name="_Toc212728912"/>
+      <w:r>
         <w:t>Présentation</w:t>
       </w:r>
       <w:bookmarkEnd w:id="3"/>
@@ -2202,11 +2276,6 @@
       </w:r>
     </w:p>
     <w:p/>
-    <w:p/>
-    <w:p/>
-    <w:p/>
-    <w:p/>
-    <w:p/>
     <w:p>
       <w:pPr>
         <w:pStyle w:val="Titre1"/>
@@ -2217,7 +2286,7 @@
       <w:bookmarkStart w:id="7" w:name="_Toc223756091"/>
       <w:bookmarkStart w:id="8" w:name="_Toc223425647"/>
       <w:bookmarkStart w:id="9" w:name="_Toc223756092"/>
-      <w:bookmarkStart w:id="10" w:name="_Toc161956526"/>
+      <w:bookmarkStart w:id="10" w:name="_Toc212728913"/>
       <w:bookmarkStart w:id="11" w:name="_Toc215049623"/>
       <w:bookmarkEnd w:id="4"/>
       <w:bookmarkEnd w:id="5"/>
@@ -2238,6 +2307,10 @@
     <w:p>
       <w:pPr>
         <w:ind w:left="360"/>
+        <w:rPr>
+          <w:b/>
+          <w:bCs/>
+        </w:rPr>
       </w:pPr>
       <w:r>
         <w:rPr>
@@ -2246,7 +2319,59 @@
         <w:t>IMPORTANT</w:t>
       </w:r>
       <w:r>
-        <w:t xml:space="preserve"> : il faut </w:t>
+        <w:t> :</w:t>
+      </w:r>
+      <w:r>
+        <w:t xml:space="preserve"> Ce plugin a été développé pour être utilisé avec les guichets </w:t>
+      </w:r>
+      <w:r>
+        <w:rPr>
+          <w:b/>
+          <w:bCs/>
+        </w:rPr>
+        <w:t>Inventaires hydrographiques de l’Etat</w:t>
+      </w:r>
+      <w:r>
+        <w:t xml:space="preserve"> et </w:t>
+      </w:r>
+      <w:r>
+        <w:rPr>
+          <w:b/>
+          <w:bCs/>
+        </w:rPr>
+        <w:t xml:space="preserve">Inventaires hydrographiques de l’Etat </w:t>
+      </w:r>
+      <w:r>
+        <w:rPr>
+          <w:b/>
+          <w:bCs/>
+        </w:rPr>
+        <w:t>–</w:t>
+      </w:r>
+      <w:r>
+        <w:rPr>
+          <w:b/>
+          <w:bCs/>
+        </w:rPr>
+        <w:t xml:space="preserve"> FORMATION</w:t>
+      </w:r>
+      <w:r>
+        <w:rPr>
+          <w:b/>
+          <w:bCs/>
+        </w:rPr>
+        <w:t>.</w:t>
+      </w:r>
+    </w:p>
+    <w:p>
+      <w:pPr>
+        <w:ind w:left="360"/>
+      </w:pPr>
+      <w:r>
+        <w:t>I</w:t>
+      </w:r>
+      <w:r>
+        <w:t xml:space="preserve">l faut </w:t>
       </w:r>
       <w:r>
         <w:t>impérativement</w:t>
@@ -2261,7 +2386,31 @@
         <w:t xml:space="preserve"> connecté </w:t>
       </w:r>
       <w:r>
-        <w:t>à l’espace collaboratif avant l’utilisation du plugin ou juste après une validation lorsque QGIS demande de vous connecter si ce n’est pas déjà fait</w:t>
+        <w:t xml:space="preserve">à l’espace collaboratif </w:t>
+      </w:r>
+      <w:r>
+        <w:t xml:space="preserve">dans un des 2 groupes et avoir chargé les couches de ce groupe </w:t>
+      </w:r>
+      <w:r>
+        <w:t xml:space="preserve">avant l’utilisation du </w:t>
+      </w:r>
+      <w:r>
+        <w:t>plugin. Il</w:t>
+      </w:r>
+      <w:r>
+        <w:t xml:space="preserve"> est encore possible </w:t>
+      </w:r>
+      <w:r>
+        <w:t xml:space="preserve">de se connecter </w:t>
+      </w:r>
+      <w:r>
+        <w:t xml:space="preserve">juste après une validation lorsque QGIS </w:t>
+      </w:r>
+      <w:r>
+        <w:t xml:space="preserve">le </w:t>
+      </w:r>
+      <w:r>
+        <w:t>demande si ce n’est pas déjà fait</w:t>
       </w:r>
       <w:r>
         <w:t xml:space="preserve"> s</w:t>
@@ -2281,6 +2430,11 @@
       <w:r>
         <w:t>effectives dans l’espace collaboratif.</w:t>
       </w:r>
+    </w:p>
+    <w:p>
+      <w:pPr>
+        <w:ind w:left="360"/>
+      </w:pPr>
     </w:p>
     <w:p>
       <w:pPr>
@@ -2390,6 +2544,43 @@
     </w:p>
     <w:p>
       <w:pPr>
+        <w:pStyle w:val="Titre1"/>
+      </w:pPr>
+      <w:bookmarkStart w:id="12" w:name="_Toc212728914"/>
+      <w:r>
+        <w:t>Exemple de manipulation : je veux modifier la nature d’un tronçon</w:t>
+      </w:r>
+      <w:bookmarkEnd w:id="12"/>
+    </w:p>
+    <w:p/>
+    <w:p>
+      <w:pPr>
+        <w:ind w:left="360"/>
+      </w:pPr>
+      <w:r>
+        <w:t>Je veux modifier la nature d’un tronçon de Ecoulement naturel en Canal</w:t>
+      </w:r>
+    </w:p>
+    <w:p>
+      <w:pPr>
+        <w:pStyle w:val="Paragraphedeliste"/>
+        <w:numPr>
+          <w:ilvl w:val="0"/>
+          <w:numId w:val="49"/>
+        </w:numPr>
+      </w:pPr>
+      <w:r>
+        <w:t xml:space="preserve">Je </w:t>
+      </w:r>
+      <w:r>
+        <w:t>s</w:t>
+      </w:r>
+      <w:r>
+        <w:t>électionne le tronçon à modifier. Les valeurs de ses attributs s’affichent en vert dans l’outil.</w:t>
+      </w:r>
+    </w:p>
+    <w:p>
+      <w:pPr>
         <w:ind w:left="360"/>
         <w:jc w:val="center"/>
       </w:pPr>
@@ -2398,9 +2589,9 @@
           <w:noProof/>
         </w:rPr>
         <w:drawing>
-          <wp:inline distT="0" distB="0" distL="0" distR="0" wp14:anchorId="1BB604BC" wp14:editId="225977F9">
-            <wp:extent cx="3734321" cy="4639322"/>
-            <wp:effectExtent l="0" t="0" r="0" b="8890"/>
+          <wp:inline distT="0" distB="0" distL="0" distR="0" wp14:anchorId="1BB604BC" wp14:editId="61D57684">
+            <wp:extent cx="2505075" cy="3112172"/>
+            <wp:effectExtent l="0" t="0" r="0" b="0"/>
             <wp:docPr id="11" name="Image 11"/>
             <wp:cNvGraphicFramePr>
               <a:graphicFrameLocks xmlns:a="http://schemas.openxmlformats.org/drawingml/2006/main" noChangeAspect="1"/>
@@ -2427,7 +2618,7 @@
                   <pic:spPr>
                     <a:xfrm>
                       <a:off x="0" y="0"/>
-                      <a:ext cx="3734321" cy="4639322"/>
+                      <a:ext cx="2511523" cy="3120183"/>
                     </a:xfrm>
                     <a:prstGeom prst="rect">
                       <a:avLst/>
@@ -2443,35 +2634,79 @@
     <w:p>
       <w:pPr>
         <w:ind w:left="360"/>
+        <w:jc w:val="center"/>
       </w:pPr>
     </w:p>
     <w:p>
       <w:pPr>
+        <w:pStyle w:val="Paragraphedeliste"/>
+        <w:numPr>
+          <w:ilvl w:val="0"/>
+          <w:numId w:val="49"/>
+        </w:numPr>
         <w:spacing w:before="0" w:after="200" w:line="276" w:lineRule="auto"/>
         <w:jc w:val="left"/>
       </w:pPr>
       <w:r>
-        <w:br w:type="page"/>
+        <w:t>Je clique sur la valeur Ecoulement naturel pour dérouler les valeurs possibles</w:t>
       </w:r>
     </w:p>
     <w:p>
       <w:pPr>
-        <w:ind w:left="360"/>
+        <w:pStyle w:val="Paragraphedeliste"/>
+        <w:spacing w:before="0" w:after="200" w:line="276" w:lineRule="auto"/>
+        <w:jc w:val="left"/>
       </w:pPr>
     </w:p>
     <w:p>
       <w:pPr>
-        <w:ind w:left="360"/>
-      </w:pPr>
-      <w:r>
-        <w:t>Les valeurs d’attributs modifiés manuellement apparaissent en rose :</w:t>
-      </w:r>
+        <w:pStyle w:val="Paragraphedeliste"/>
+        <w:spacing w:before="0" w:after="200" w:line="276" w:lineRule="auto"/>
+        <w:jc w:val="left"/>
+      </w:pPr>
     </w:p>
-    <w:p/>
     <w:p>
       <w:pPr>
-        <w:ind w:left="360"/>
-      </w:pPr>
+        <w:pStyle w:val="Paragraphedeliste"/>
+        <w:spacing w:before="0" w:after="200" w:line="276" w:lineRule="auto"/>
+        <w:jc w:val="left"/>
+      </w:pPr>
+    </w:p>
+    <w:p>
+      <w:pPr>
+        <w:pStyle w:val="Paragraphedeliste"/>
+        <w:spacing w:before="0" w:after="200" w:line="276" w:lineRule="auto"/>
+        <w:jc w:val="left"/>
+      </w:pPr>
+    </w:p>
+    <w:p>
+      <w:pPr>
+        <w:pStyle w:val="Paragraphedeliste"/>
+        <w:spacing w:before="0" w:after="200" w:line="276" w:lineRule="auto"/>
+        <w:jc w:val="left"/>
+      </w:pPr>
+    </w:p>
+    <w:p>
+      <w:pPr>
+        <w:pStyle w:val="Paragraphedeliste"/>
+        <w:spacing w:before="0" w:after="200" w:line="276" w:lineRule="auto"/>
+        <w:jc w:val="left"/>
+      </w:pPr>
+    </w:p>
+    <w:p>
+      <w:pPr>
+        <w:pStyle w:val="Paragraphedeliste"/>
+        <w:numPr>
+          <w:ilvl w:val="0"/>
+          <w:numId w:val="49"/>
+        </w:numPr>
+        <w:spacing w:before="0" w:after="200" w:line="276" w:lineRule="auto"/>
+        <w:jc w:val="left"/>
+      </w:pPr>
+      <w:r>
+        <w:lastRenderedPageBreak/>
+        <w:t>Je choisis Canal. Cette valeur apparait sur fond rouge/rose tant que la modification n’est pas validée.</w:t>
+      </w:r>
     </w:p>
     <w:p>
       <w:pPr>
@@ -2488,8 +2723,8 @@
           <w:noProof/>
         </w:rPr>
         <w:drawing>
-          <wp:inline distT="0" distB="0" distL="0" distR="0" wp14:anchorId="27544B41" wp14:editId="6E9D1B4A">
-            <wp:extent cx="3734321" cy="4639322"/>
+          <wp:inline distT="0" distB="0" distL="0" distR="0" wp14:anchorId="27544B41" wp14:editId="2CFDEB35">
+            <wp:extent cx="2324100" cy="2887338"/>
             <wp:effectExtent l="0" t="0" r="0" b="8890"/>
             <wp:docPr id="20" name="Image 20"/>
             <wp:cNvGraphicFramePr>
@@ -2517,7 +2752,7 @@
                   <pic:spPr>
                     <a:xfrm>
                       <a:off x="0" y="0"/>
-                      <a:ext cx="3734321" cy="4639322"/>
+                      <a:ext cx="2333714" cy="2899282"/>
                     </a:xfrm>
                     <a:prstGeom prst="rect">
                       <a:avLst/>
@@ -2537,10 +2772,17 @@
     </w:p>
     <w:p>
       <w:pPr>
-        <w:ind w:left="360"/>
-      </w:pPr>
-      <w:r>
-        <w:t xml:space="preserve">Cliquer sur : </w:t>
+        <w:pStyle w:val="Paragraphedeliste"/>
+        <w:numPr>
+          <w:ilvl w:val="0"/>
+          <w:numId w:val="49"/>
+        </w:numPr>
+      </w:pPr>
+      <w:r>
+        <w:t>Je clique sur :</w:t>
+      </w:r>
+      <w:r>
+        <w:t xml:space="preserve"> </w:t>
       </w:r>
       <w:r>
         <w:rPr>
@@ -2594,30 +2836,28 @@
     </w:p>
     <w:p>
       <w:pPr>
-        <w:ind w:left="360"/>
-      </w:pPr>
-      <w:r>
-        <w:t>Vous pouvez ainsi modifier autant de tronçons que vous désirez.</w:t>
+        <w:ind w:firstLine="360"/>
+      </w:pPr>
+      <w:r>
+        <w:rPr>
+          <w:noProof/>
+        </w:rPr>
+        <w:t xml:space="preserve"> </w:t>
+      </w:r>
+      <w:r>
+        <w:t>Un message QGIS confirme la prise en compte des modifications.</w:t>
       </w:r>
     </w:p>
     <w:p>
       <w:pPr>
-        <w:ind w:firstLine="360"/>
-      </w:pPr>
-      <w:r>
-        <w:t>Un message QGIS confirme la prise en compte des modifications.</w:t>
-      </w:r>
-    </w:p>
-    <w:p>
-      <w:pPr>
-        <w:ind w:firstLine="360"/>
+        <w:pStyle w:val="Paragraphedeliste"/>
       </w:pPr>
       <w:r>
         <w:rPr>
           <w:noProof/>
         </w:rPr>
         <w:drawing>
-          <wp:inline distT="0" distB="0" distL="0" distR="0" wp14:anchorId="5603EE0A" wp14:editId="6FCFD4B7">
+          <wp:inline distT="0" distB="0" distL="0" distR="0" wp14:anchorId="1275A66F" wp14:editId="467E9EA1">
             <wp:extent cx="4324350" cy="323850"/>
             <wp:effectExtent l="0" t="0" r="0" b="0"/>
             <wp:docPr id="24" name="Image 24"/>
@@ -2655,30 +2895,26 @@
     </w:p>
     <w:p>
       <w:pPr>
-        <w:ind w:left="360"/>
+        <w:pStyle w:val="Paragraphedeliste"/>
       </w:pPr>
     </w:p>
     <w:p>
       <w:pPr>
-        <w:ind w:left="360"/>
-      </w:pPr>
-      <w:r>
-        <w:t xml:space="preserve">Pour enregistrer les modifications dans la base </w:t>
-      </w:r>
-      <w:proofErr w:type="spellStart"/>
-      <w:r>
-        <w:t>BDUni</w:t>
-      </w:r>
-      <w:proofErr w:type="spellEnd"/>
-      <w:r>
-        <w:t xml:space="preserve"> de l’IGN il faut cliquer sur  </w:t>
+        <w:pStyle w:val="Paragraphedeliste"/>
+        <w:numPr>
+          <w:ilvl w:val="0"/>
+          <w:numId w:val="49"/>
+        </w:numPr>
+      </w:pPr>
+      <w:r>
+        <w:t xml:space="preserve">J’enregistre les modifications de la couche en cliquant sur </w:t>
       </w:r>
       <w:r>
         <w:rPr>
           <w:noProof/>
         </w:rPr>
         <w:drawing>
-          <wp:inline distT="0" distB="0" distL="0" distR="0" wp14:anchorId="55DB3E9D" wp14:editId="2F4CD6BF">
+          <wp:inline distT="0" distB="0" distL="0" distR="0" wp14:anchorId="4E9642B0" wp14:editId="758942C2">
             <wp:extent cx="257211" cy="266737"/>
             <wp:effectExtent l="0" t="0" r="9525" b="0"/>
             <wp:docPr id="22" name="Image 22"/>
@@ -2719,16 +2955,30 @@
           </wp:inline>
         </w:drawing>
       </w:r>
+      <w:r>
+        <w:t xml:space="preserve"> dans la barre d’outils de QGis</w:t>
+      </w:r>
     </w:p>
     <w:p>
       <w:pPr>
         <w:ind w:left="360"/>
+      </w:pPr>
+    </w:p>
+    <w:p>
+      <w:pPr>
+        <w:ind w:left="360" w:firstLine="348"/>
       </w:pPr>
       <w:r>
         <w:rPr>
           <w:highlight w:val="yellow"/>
         </w:rPr>
-        <w:t>Attention :</w:t>
+        <w:t>A</w:t>
+      </w:r>
+      <w:r>
+        <w:rPr>
+          <w:highlight w:val="yellow"/>
+        </w:rPr>
+        <w:t>ttention :</w:t>
       </w:r>
       <w:r>
         <w:t xml:space="preserve">  ne pas confondre avec le bouton d’enregistrement du projet : </w:t>
@@ -3408,7 +3658,7 @@
         <v:path o:extrusionok="f" gradientshapeok="t" o:connecttype="rect"/>
         <o:lock v:ext="edit" aspectratio="t"/>
       </v:shapetype>
-      <v:shape id="_x0000_i1086" type="#_x0000_t75" style="width:30.75pt;height:52.35pt" o:bullet="t">
+      <v:shape id="_x0000_i1041" type="#_x0000_t75" style="width:30.75pt;height:52.5pt" o:bullet="t">
         <v:imagedata r:id="rId1" o:title="puce"/>
       </v:shape>
     </w:pict>
@@ -6118,6 +6368,95 @@
     </w:lvl>
   </w:abstractNum>
   <w:abstractNum w:abstractNumId="28" w15:restartNumberingAfterBreak="0">
+    <w:nsid w:val="6BE74CB6"/>
+    <w:multiLevelType w:val="hybridMultilevel"/>
+    <w:tmpl w:val="77F2DCEA"/>
+    <w:lvl w:ilvl="0" w:tplc="040C000F">
+      <w:start w:val="1"/>
+      <w:numFmt w:val="decimal"/>
+      <w:lvlText w:val="%1."/>
+      <w:lvlJc w:val="left"/>
+      <w:pPr>
+        <w:ind w:left="720" w:hanging="360"/>
+      </w:pPr>
+      <w:rPr>
+        <w:rFonts w:hint="default"/>
+      </w:rPr>
+    </w:lvl>
+    <w:lvl w:ilvl="1" w:tplc="040C0019" w:tentative="1">
+      <w:start w:val="1"/>
+      <w:numFmt w:val="lowerLetter"/>
+      <w:lvlText w:val="%2."/>
+      <w:lvlJc w:val="left"/>
+      <w:pPr>
+        <w:ind w:left="1440" w:hanging="360"/>
+      </w:pPr>
+    </w:lvl>
+    <w:lvl w:ilvl="2" w:tplc="040C001B" w:tentative="1">
+      <w:start w:val="1"/>
+      <w:numFmt w:val="lowerRoman"/>
+      <w:lvlText w:val="%3."/>
+      <w:lvlJc w:val="right"/>
+      <w:pPr>
+        <w:ind w:left="2160" w:hanging="180"/>
+      </w:pPr>
+    </w:lvl>
+    <w:lvl w:ilvl="3" w:tplc="040C000F" w:tentative="1">
+      <w:start w:val="1"/>
+      <w:numFmt w:val="decimal"/>
+      <w:lvlText w:val="%4."/>
+      <w:lvlJc w:val="left"/>
+      <w:pPr>
+        <w:ind w:left="2880" w:hanging="360"/>
+      </w:pPr>
+    </w:lvl>
+    <w:lvl w:ilvl="4" w:tplc="040C0019" w:tentative="1">
+      <w:start w:val="1"/>
+      <w:numFmt w:val="lowerLetter"/>
+      <w:lvlText w:val="%5."/>
+      <w:lvlJc w:val="left"/>
+      <w:pPr>
+        <w:ind w:left="3600" w:hanging="360"/>
+      </w:pPr>
+    </w:lvl>
+    <w:lvl w:ilvl="5" w:tplc="040C001B" w:tentative="1">
+      <w:start w:val="1"/>
+      <w:numFmt w:val="lowerRoman"/>
+      <w:lvlText w:val="%6."/>
+      <w:lvlJc w:val="right"/>
+      <w:pPr>
+        <w:ind w:left="4320" w:hanging="180"/>
+      </w:pPr>
+    </w:lvl>
+    <w:lvl w:ilvl="6" w:tplc="040C000F" w:tentative="1">
+      <w:start w:val="1"/>
+      <w:numFmt w:val="decimal"/>
+      <w:lvlText w:val="%7."/>
+      <w:lvlJc w:val="left"/>
+      <w:pPr>
+        <w:ind w:left="5040" w:hanging="360"/>
+      </w:pPr>
+    </w:lvl>
+    <w:lvl w:ilvl="7" w:tplc="040C0019" w:tentative="1">
+      <w:start w:val="1"/>
+      <w:numFmt w:val="lowerLetter"/>
+      <w:lvlText w:val="%8."/>
+      <w:lvlJc w:val="left"/>
+      <w:pPr>
+        <w:ind w:left="5760" w:hanging="360"/>
+      </w:pPr>
+    </w:lvl>
+    <w:lvl w:ilvl="8" w:tplc="040C001B" w:tentative="1">
+      <w:start w:val="1"/>
+      <w:numFmt w:val="lowerRoman"/>
+      <w:lvlText w:val="%9."/>
+      <w:lvlJc w:val="right"/>
+      <w:pPr>
+        <w:ind w:left="6480" w:hanging="180"/>
+      </w:pPr>
+    </w:lvl>
+  </w:abstractNum>
+  <w:abstractNum w:abstractNumId="29" w15:restartNumberingAfterBreak="0">
     <w:nsid w:val="7379389B"/>
     <w:multiLevelType w:val="hybridMultilevel"/>
     <w:tmpl w:val="4702A67E"/>
@@ -6259,7 +6598,7 @@
       </w:rPr>
     </w:lvl>
   </w:abstractNum>
-  <w:abstractNum w:abstractNumId="29" w15:restartNumberingAfterBreak="0">
+  <w:abstractNum w:abstractNumId="30" w15:restartNumberingAfterBreak="0">
     <w:nsid w:val="7F1A4E6B"/>
     <w:multiLevelType w:val="hybridMultilevel"/>
     <w:tmpl w:val="59744A7E"/>
@@ -6375,7 +6714,7 @@
     </w:lvl>
   </w:abstractNum>
   <w:num w:numId="1">
-    <w:abstractNumId w:val="28"/>
+    <w:abstractNumId w:val="29"/>
   </w:num>
   <w:num w:numId="2">
     <w:abstractNumId w:val="6"/>
@@ -6396,7 +6735,7 @@
     <w:abstractNumId w:val="10"/>
   </w:num>
   <w:num w:numId="8">
-    <w:abstractNumId w:val="29"/>
+    <w:abstractNumId w:val="30"/>
   </w:num>
   <w:num w:numId="9">
     <w:abstractNumId w:val="27"/>
@@ -6517,6 +6856,9 @@
   </w:num>
   <w:num w:numId="48">
     <w:abstractNumId w:val="18"/>
+  </w:num>
+  <w:num w:numId="49">
+    <w:abstractNumId w:val="28"/>
   </w:num>
 </w:numbering>
 </file>
@@ -8341,11 +8683,13 @@
     <w:rsid w:val="000B22EE"/>
     <w:rsid w:val="000D4DEE"/>
     <w:rsid w:val="00162DC9"/>
+    <w:rsid w:val="001B053E"/>
     <w:rsid w:val="003259A4"/>
     <w:rsid w:val="0032743B"/>
     <w:rsid w:val="00515A60"/>
     <w:rsid w:val="0054019A"/>
     <w:rsid w:val="00596E3A"/>
+    <w:rsid w:val="00604BDA"/>
     <w:rsid w:val="00660988"/>
     <w:rsid w:val="00686ACC"/>
     <w:rsid w:val="006C3956"/>
@@ -9137,6 +9481,29 @@
 </file>
 
 <file path=customXml/item1.xml><?xml version="1.0" encoding="utf-8"?>
+<b:Sources xmlns:b="http://schemas.openxmlformats.org/officeDocument/2006/bibliography" xmlns="http://schemas.openxmlformats.org/officeDocument/2006/bibliography" SelectedStyle="\APA.XSL" StyleName="APA"/>
+</file>
+
+<file path=customXml/item2.xml><?xml version="1.0" encoding="utf-8"?>
+<?mso-contentType ?>
+<FormTemplates xmlns="http://schemas.microsoft.com/sharepoint/v3/contenttype/forms">
+  <Display>DocumentLibraryForm</Display>
+  <Edit>DocumentLibraryForm</Edit>
+  <New>DocumentLibraryForm</New>
+</FormTemplates>
+</file>
+
+<file path=customXml/item3.xml><?xml version="1.0" encoding="utf-8"?>
+<p:properties xmlns:p="http://schemas.microsoft.com/office/2006/metadata/properties" xmlns:xsi="http://www.w3.org/2001/XMLSchema-instance" xmlns:pc="http://schemas.microsoft.com/office/infopath/2007/PartnerControls">
+  <documentManagement>
+    <lcf76f155ced4ddcb4097134ff3c332f xmlns="b295003c-aa87-407e-9024-fdee4e88f6fa">
+      <Terms xmlns="http://schemas.microsoft.com/office/infopath/2007/PartnerControls"/>
+    </lcf76f155ced4ddcb4097134ff3c332f>
+  </documentManagement>
+</p:properties>
+</file>
+
+<file path=customXml/item4.xml><?xml version="1.0" encoding="utf-8"?>
 <ct:contentTypeSchema xmlns:ct="http://schemas.microsoft.com/office/2006/metadata/contentType" xmlns:ma="http://schemas.microsoft.com/office/2006/metadata/properties/metaAttributes" ct:_="" ma:_="" ma:contentTypeName="Document" ma:contentTypeID="0x010100A3FA4CB5114F4B43B99F0B6DC8751D90" ma:contentTypeVersion="10" ma:contentTypeDescription="Crée un document." ma:contentTypeScope="" ma:versionID="501205be520febb413c56432ff8e6df1">
   <xsd:schema xmlns:xsd="http://www.w3.org/2001/XMLSchema" xmlns:xs="http://www.w3.org/2001/XMLSchema" xmlns:p="http://schemas.microsoft.com/office/2006/metadata/properties" xmlns:ns2="b295003c-aa87-407e-9024-fdee4e88f6fa" targetNamespace="http://schemas.microsoft.com/office/2006/metadata/properties" ma:root="true" ma:fieldsID="0378f5bf275aa5e8e5bb75b38d3da7db" ns2:_="">
     <xsd:import namespace="b295003c-aa87-407e-9024-fdee4e88f6fa"/>
@@ -9314,30 +9681,33 @@
 </ct:contentTypeSchema>
 </file>
 
-<file path=customXml/item2.xml><?xml version="1.0" encoding="utf-8"?>
-<b:Sources xmlns:b="http://schemas.openxmlformats.org/officeDocument/2006/bibliography" xmlns="http://schemas.openxmlformats.org/officeDocument/2006/bibliography" SelectedStyle="\APA.XSL" StyleName="APA"/>
+<file path=customXml/itemProps1.xml><?xml version="1.0" encoding="utf-8"?>
+<ds:datastoreItem xmlns:ds="http://schemas.openxmlformats.org/officeDocument/2006/customXml" ds:itemID="{0FF0F878-5F0F-460C-9013-40E72731A637}">
+  <ds:schemaRefs>
+    <ds:schemaRef ds:uri="http://schemas.openxmlformats.org/officeDocument/2006/bibliography"/>
+  </ds:schemaRefs>
+</ds:datastoreItem>
 </file>
 
-<file path=customXml/item3.xml><?xml version="1.0" encoding="utf-8"?>
-<?mso-contentType ?>
-<FormTemplates xmlns="http://schemas.microsoft.com/sharepoint/v3/contenttype/forms">
-  <Display>DocumentLibraryForm</Display>
-  <Edit>DocumentLibraryForm</Edit>
-  <New>DocumentLibraryForm</New>
-</FormTemplates>
+<file path=customXml/itemProps2.xml><?xml version="1.0" encoding="utf-8"?>
+<ds:datastoreItem xmlns:ds="http://schemas.openxmlformats.org/officeDocument/2006/customXml" ds:itemID="{EEE2973D-7DD7-4773-855D-5CAD81242BDE}">
+  <ds:schemaRefs>
+    <ds:schemaRef ds:uri="http://schemas.microsoft.com/sharepoint/v3/contenttype/forms"/>
+  </ds:schemaRefs>
+</ds:datastoreItem>
 </file>
 
-<file path=customXml/item4.xml><?xml version="1.0" encoding="utf-8"?>
-<p:properties xmlns:p="http://schemas.microsoft.com/office/2006/metadata/properties" xmlns:xsi="http://www.w3.org/2001/XMLSchema-instance" xmlns:pc="http://schemas.microsoft.com/office/infopath/2007/PartnerControls">
-  <documentManagement>
-    <lcf76f155ced4ddcb4097134ff3c332f xmlns="b295003c-aa87-407e-9024-fdee4e88f6fa">
-      <Terms xmlns="http://schemas.microsoft.com/office/infopath/2007/PartnerControls"/>
-    </lcf76f155ced4ddcb4097134ff3c332f>
-  </documentManagement>
-</p:properties>
+<file path=customXml/itemProps3.xml><?xml version="1.0" encoding="utf-8"?>
+<ds:datastoreItem xmlns:ds="http://schemas.openxmlformats.org/officeDocument/2006/customXml" ds:itemID="{1159403A-C237-488E-8C5E-DABF9FCE7043}">
+  <ds:schemaRefs>
+    <ds:schemaRef ds:uri="http://schemas.microsoft.com/office/2006/metadata/properties"/>
+    <ds:schemaRef ds:uri="http://schemas.microsoft.com/office/infopath/2007/PartnerControls"/>
+    <ds:schemaRef ds:uri="b295003c-aa87-407e-9024-fdee4e88f6fa"/>
+  </ds:schemaRefs>
+</ds:datastoreItem>
 </file>
 
-<file path=customXml/itemProps1.xml><?xml version="1.0" encoding="utf-8"?>
+<file path=customXml/itemProps4.xml><?xml version="1.0" encoding="utf-8"?>
 <ds:datastoreItem xmlns:ds="http://schemas.openxmlformats.org/officeDocument/2006/customXml" ds:itemID="{15B44F83-286F-41C1-A87D-D9F5E51288E0}">
   <ds:schemaRefs>
     <ds:schemaRef ds:uri="http://schemas.microsoft.com/office/2006/metadata/contentType"/>
@@ -9353,30 +9723,4 @@
     <ds:schemaRef ds:uri="http://schemas.microsoft.com/internal/obd"/>
   </ds:schemaRefs>
 </ds:datastoreItem>
-</file>
-
-<file path=customXml/itemProps2.xml><?xml version="1.0" encoding="utf-8"?>
-<ds:datastoreItem xmlns:ds="http://schemas.openxmlformats.org/officeDocument/2006/customXml" ds:itemID="{0FF0F878-5F0F-460C-9013-40E72731A637}">
-  <ds:schemaRefs>
-    <ds:schemaRef ds:uri="http://schemas.openxmlformats.org/officeDocument/2006/bibliography"/>
-  </ds:schemaRefs>
-</ds:datastoreItem>
-</file>
-
-<file path=customXml/itemProps3.xml><?xml version="1.0" encoding="utf-8"?>
-<ds:datastoreItem xmlns:ds="http://schemas.openxmlformats.org/officeDocument/2006/customXml" ds:itemID="{EEE2973D-7DD7-4773-855D-5CAD81242BDE}">
-  <ds:schemaRefs>
-    <ds:schemaRef ds:uri="http://schemas.microsoft.com/sharepoint/v3/contenttype/forms"/>
-  </ds:schemaRefs>
-</ds:datastoreItem>
-</file>
-
-<file path=customXml/itemProps4.xml><?xml version="1.0" encoding="utf-8"?>
-<ds:datastoreItem xmlns:ds="http://schemas.openxmlformats.org/officeDocument/2006/customXml" ds:itemID="{1159403A-C237-488E-8C5E-DABF9FCE7043}">
-  <ds:schemaRefs>
-    <ds:schemaRef ds:uri="http://schemas.microsoft.com/office/2006/metadata/properties"/>
-    <ds:schemaRef ds:uri="http://schemas.microsoft.com/office/infopath/2007/PartnerControls"/>
-    <ds:schemaRef ds:uri="b295003c-aa87-407e-9024-fdee4e88f6fa"/>
-  </ds:schemaRefs>
-</ds:datastoreItem>
 </file>
--- a/contribution directe (hydro national).docx
+++ b/contribution directe (hydro national).docx
@@ -496,7 +496,7 @@
                     <w:b/>
                     <w:szCs w:val="18"/>
                   </w:rPr>
-                  <w:t>0</w:t>
+                  <w:t>1</w:t>
                 </w:r>
                 <w:r>
                   <w:rPr>
@@ -523,7 +523,7 @@
               <w:docPart w:val="C16F81A3EFFC41CF93FB4F105A9B07C8"/>
             </w:placeholder>
             <w:dataBinding w:prefixMappings="xmlns:ns0='http://schemas.microsoft.com/office/2006/metadata/properties' xmlns:ns1='http://www.w3.org/2001/XMLSchema-instance' xmlns:ns2='http://schemas.microsoft.com/office/infopath/2007/PartnerControls' xmlns:ns3='a1322699-2fbb-4cce-8aba-176c4fa97253' xmlns:ns4='http://schemas.microsoft.com/sharepoint/v3' xmlns:ns5='http://schemas.microsoft.com/sharepoint/v3/fields' xmlns:ns6='f0ff482e-aa3b-417e-9d65-5f4cb2656651' " w:xpath="/ns0:properties[1]/documentManagement[1]/ns5:_DCDateCreated[1]" w:storeItemID="{1159403A-C237-488E-8C5E-DABF9FCE7043}"/>
-            <w:date w:fullDate="2025-08-25T00:00:00Z">
+            <w:date w:fullDate="2026-01-20T00:00:00Z">
               <w:dateFormat w:val="dd/MM/yyyy"/>
               <w:lid w:val="fr-FR"/>
               <w:storeMappedDataAs w:val="dateTime"/>
@@ -553,7 +553,28 @@
                     <w:rFonts w:cs="Arial"/>
                     <w:szCs w:val="18"/>
                   </w:rPr>
-                  <w:t>25/08/2025</w:t>
+                  <w:t>2</w:t>
+                </w:r>
+                <w:r>
+                  <w:rPr>
+                    <w:rFonts w:cs="Arial"/>
+                    <w:szCs w:val="18"/>
+                  </w:rPr>
+                  <w:t>0/01</w:t>
+                </w:r>
+                <w:r>
+                  <w:rPr>
+                    <w:rFonts w:cs="Arial"/>
+                    <w:szCs w:val="18"/>
+                  </w:rPr>
+                  <w:t>/202</w:t>
+                </w:r>
+                <w:r>
+                  <w:rPr>
+                    <w:rFonts w:cs="Arial"/>
+                    <w:szCs w:val="18"/>
+                  </w:rPr>
+                  <w:t>6</w:t>
                 </w:r>
               </w:p>
             </w:tc>
@@ -943,7 +964,7 @@
                 <w:docPart w:val="040C324AC53043D19398B4EE6A36694E"/>
               </w:placeholder>
               <w:dataBinding w:prefixMappings="xmlns:ns0='http://schemas.microsoft.com/office/2006/metadata/properties' xmlns:ns1='http://www.w3.org/2001/XMLSchema-instance' xmlns:ns2='http://schemas.microsoft.com/office/infopath/2007/PartnerControls' xmlns:ns3='a1322699-2fbb-4cce-8aba-176c4fa97253' xmlns:ns4='http://schemas.microsoft.com/sharepoint/v3' xmlns:ns5='http://schemas.microsoft.com/sharepoint/v3/fields' xmlns:ns6='f0ff482e-aa3b-417e-9d65-5f4cb2656651' " w:xpath="/ns0:properties[1]/documentManagement[1]/ns3:Date_approbation[1]" w:storeItemID="{1159403A-C237-488E-8C5E-DABF9FCE7043}"/>
-              <w:date w:fullDate="2025-08-25T00:00:00Z">
+              <w:date w:fullDate="2026-01-20T00:00:00Z">
                 <w:dateFormat w:val="dd/MM/yyyy"/>
                 <w:lid w:val="fr-FR"/>
                 <w:storeMappedDataAs w:val="dateTime"/>
@@ -964,7 +985,14 @@
                     <w:rFonts w:cs="Arial"/>
                     <w:szCs w:val="18"/>
                   </w:rPr>
-                  <w:t>25/08/2025</w:t>
+                  <w:t>2</w:t>
+                </w:r>
+                <w:r>
+                  <w:rPr>
+                    <w:rFonts w:cs="Arial"/>
+                    <w:szCs w:val="18"/>
+                  </w:rPr>
+                  <w:t>0/01/2026</w:t>
                 </w:r>
               </w:p>
             </w:sdtContent>
@@ -1239,6 +1267,93 @@
                 <w:szCs w:val="18"/>
               </w:rPr>
               <w:t xml:space="preserve">Création </w:t>
+            </w:r>
+          </w:p>
+        </w:tc>
+      </w:tr>
+      <w:tr>
+        <w:tc>
+          <w:tcPr>
+            <w:tcW w:w="1123" w:type="dxa"/>
+          </w:tcPr>
+          <w:p>
+            <w:pPr>
+              <w:ind w:firstLine="34"/>
+              <w:jc w:val="center"/>
+              <w:rPr>
+                <w:rFonts w:cs="Arial"/>
+                <w:szCs w:val="18"/>
+              </w:rPr>
+            </w:pPr>
+            <w:r>
+              <w:rPr>
+                <w:rFonts w:cs="Arial"/>
+                <w:szCs w:val="18"/>
+              </w:rPr>
+              <w:t>V1.1.0</w:t>
+            </w:r>
+          </w:p>
+        </w:tc>
+        <w:tc>
+          <w:tcPr>
+            <w:tcW w:w="1404" w:type="dxa"/>
+          </w:tcPr>
+          <w:p>
+            <w:pPr>
+              <w:ind w:firstLine="0"/>
+              <w:jc w:val="center"/>
+              <w:rPr>
+                <w:rFonts w:cs="Arial"/>
+                <w:szCs w:val="18"/>
+              </w:rPr>
+            </w:pPr>
+            <w:r>
+              <w:rPr>
+                <w:rFonts w:cs="Arial"/>
+                <w:szCs w:val="18"/>
+              </w:rPr>
+              <w:t>20/01/2026</w:t>
+            </w:r>
+          </w:p>
+        </w:tc>
+        <w:tc>
+          <w:tcPr>
+            <w:tcW w:w="2498" w:type="dxa"/>
+          </w:tcPr>
+          <w:p>
+            <w:pPr>
+              <w:rPr>
+                <w:rFonts w:cs="Arial"/>
+                <w:szCs w:val="18"/>
+              </w:rPr>
+            </w:pPr>
+            <w:r>
+              <w:rPr>
+                <w:rFonts w:cs="Arial"/>
+                <w:szCs w:val="18"/>
+              </w:rPr>
+              <w:t>Philippe Gallen</w:t>
+            </w:r>
+          </w:p>
+        </w:tc>
+        <w:tc>
+          <w:tcPr>
+            <w:tcW w:w="4847" w:type="dxa"/>
+          </w:tcPr>
+          <w:p>
+            <w:pPr>
+              <w:ind w:firstLine="0"/>
+              <w:rPr>
+                <w:rFonts w:cs="Arial"/>
+                <w:szCs w:val="18"/>
+              </w:rPr>
+            </w:pPr>
+            <w:r>
+              <w:rPr>
+                <w:rFonts w:cs="Arial"/>
+                <w:szCs w:val="18"/>
+              </w:rPr>
+              <w:t>Adaptation à la version 1.1.0</w:t>
             </w:r>
           </w:p>
         </w:tc>
@@ -1309,7 +1424,7 @@
           <w:r>
             <w:fldChar w:fldCharType="separate"/>
           </w:r>
-          <w:hyperlink w:anchor="_Toc212728909" w:history="1">
+          <w:hyperlink w:anchor="_Toc220058098" w:history="1">
             <w:r>
               <w:rPr>
                 <w:rStyle w:val="Lienhypertexte"/>
@@ -1347,7 +1462,7 @@
               <w:rPr>
                 <w:webHidden/>
               </w:rPr>
-              <w:instrText xml:space="preserve"> PAGEREF _Toc212728909 \h </w:instrText>
+              <w:instrText xml:space="preserve"> PAGEREF _Toc220058098 \h </w:instrText>
             </w:r>
             <w:r>
               <w:rPr>
@@ -1384,7 +1499,7 @@
               <w:szCs w:val="22"/>
             </w:rPr>
           </w:pPr>
-          <w:hyperlink w:anchor="_Toc212728910" w:history="1">
+          <w:hyperlink w:anchor="_Toc220058099" w:history="1">
             <w:r>
               <w:rPr>
                 <w:rStyle w:val="Lienhypertexte"/>
@@ -1422,7 +1537,7 @@
               <w:rPr>
                 <w:webHidden/>
               </w:rPr>
-              <w:instrText xml:space="preserve"> PAGEREF _Toc212728910 \h </w:instrText>
+              <w:instrText xml:space="preserve"> PAGEREF _Toc220058099 \h </w:instrText>
             </w:r>
             <w:r>
               <w:rPr>
@@ -1459,7 +1574,7 @@
               <w:szCs w:val="22"/>
             </w:rPr>
           </w:pPr>
-          <w:hyperlink w:anchor="_Toc212728911" w:history="1">
+          <w:hyperlink w:anchor="_Toc220058100" w:history="1">
             <w:r>
               <w:rPr>
                 <w:rStyle w:val="Lienhypertexte"/>
@@ -1497,7 +1612,7 @@
               <w:rPr>
                 <w:webHidden/>
               </w:rPr>
-              <w:instrText xml:space="preserve"> PAGEREF _Toc212728911 \h </w:instrText>
+              <w:instrText xml:space="preserve"> PAGEREF _Toc220058100 \h </w:instrText>
             </w:r>
             <w:r>
               <w:rPr>
@@ -1534,7 +1649,7 @@
               <w:szCs w:val="22"/>
             </w:rPr>
           </w:pPr>
-          <w:hyperlink w:anchor="_Toc212728912" w:history="1">
+          <w:hyperlink w:anchor="_Toc220058101" w:history="1">
             <w:r>
               <w:rPr>
                 <w:rStyle w:val="Lienhypertexte"/>
@@ -1572,7 +1687,7 @@
               <w:rPr>
                 <w:webHidden/>
               </w:rPr>
-              <w:instrText xml:space="preserve"> PAGEREF _Toc212728912 \h </w:instrText>
+              <w:instrText xml:space="preserve"> PAGEREF _Toc220058101 \h </w:instrText>
             </w:r>
             <w:r>
               <w:rPr>
@@ -1609,7 +1724,7 @@
               <w:szCs w:val="22"/>
             </w:rPr>
           </w:pPr>
-          <w:hyperlink w:anchor="_Toc212728913" w:history="1">
+          <w:hyperlink w:anchor="_Toc220058102" w:history="1">
             <w:r>
               <w:rPr>
                 <w:rStyle w:val="Lienhypertexte"/>
@@ -1647,7 +1762,7 @@
               <w:rPr>
                 <w:webHidden/>
               </w:rPr>
-              <w:instrText xml:space="preserve"> PAGEREF _Toc212728913 \h </w:instrText>
+              <w:instrText xml:space="preserve"> PAGEREF _Toc220058102 \h </w:instrText>
             </w:r>
             <w:r>
               <w:rPr>
@@ -1684,7 +1799,7 @@
               <w:szCs w:val="22"/>
             </w:rPr>
           </w:pPr>
-          <w:hyperlink w:anchor="_Toc212728914" w:history="1">
+          <w:hyperlink w:anchor="_Toc220058103" w:history="1">
             <w:r>
               <w:rPr>
                 <w:rStyle w:val="Lienhypertexte"/>
@@ -1722,7 +1837,7 @@
               <w:rPr>
                 <w:webHidden/>
               </w:rPr>
-              <w:instrText xml:space="preserve"> PAGEREF _Toc212728914 \h </w:instrText>
+              <w:instrText xml:space="preserve"> PAGEREF _Toc220058103 \h </w:instrText>
             </w:r>
             <w:r>
               <w:rPr>
@@ -1739,7 +1854,7 @@
               <w:rPr>
                 <w:webHidden/>
               </w:rPr>
-              <w:t>4</w:t>
+              <w:t>5</w:t>
             </w:r>
             <w:r>
               <w:rPr>
@@ -1779,7 +1894,7 @@
       <w:pPr>
         <w:pStyle w:val="Titre1"/>
       </w:pPr>
-      <w:bookmarkStart w:id="0" w:name="_Toc212728909"/>
+      <w:bookmarkStart w:id="0" w:name="_Toc220058098"/>
       <w:r>
         <w:lastRenderedPageBreak/>
         <w:t>Prérequis</w:t>
@@ -1811,7 +1926,7 @@
       <w:pPr>
         <w:pStyle w:val="Titre1"/>
       </w:pPr>
-      <w:bookmarkStart w:id="1" w:name="_Toc212728910"/>
+      <w:bookmarkStart w:id="1" w:name="_Toc220058099"/>
       <w:r>
         <w:t>Résumé</w:t>
       </w:r>
@@ -1834,7 +1949,7 @@
       <w:pPr>
         <w:pStyle w:val="Titre1"/>
       </w:pPr>
-      <w:bookmarkStart w:id="2" w:name="_Toc212728911"/>
+      <w:bookmarkStart w:id="2" w:name="_Toc220058100"/>
       <w:r>
         <w:t>Installation</w:t>
       </w:r>
@@ -1922,13 +2037,13 @@
     <w:p/>
     <w:p/>
     <w:p/>
-    <w:p/>
     <w:p>
       <w:pPr>
         <w:pStyle w:val="Titre1"/>
       </w:pPr>
-      <w:bookmarkStart w:id="3" w:name="_Toc212728912"/>
-      <w:r>
+      <w:bookmarkStart w:id="3" w:name="_Toc220058101"/>
+      <w:r>
+        <w:lastRenderedPageBreak/>
         <w:t>Présentation</w:t>
       </w:r>
       <w:bookmarkEnd w:id="3"/>
@@ -1944,10 +2059,10 @@
           <w:noProof/>
         </w:rPr>
         <w:drawing>
-          <wp:inline distT="0" distB="0" distL="0" distR="0" wp14:anchorId="03BB8534" wp14:editId="4BF1D1BA">
-            <wp:extent cx="3733800" cy="4638675"/>
-            <wp:effectExtent l="0" t="0" r="0" b="9525"/>
-            <wp:docPr id="7" name="Image 7"/>
+          <wp:inline distT="0" distB="0" distL="0" distR="0" wp14:anchorId="406C5611" wp14:editId="1ED5928F">
+            <wp:extent cx="3401140" cy="4391025"/>
+            <wp:effectExtent l="0" t="0" r="8890" b="0"/>
+            <wp:docPr id="3" name="Image 3"/>
             <wp:cNvGraphicFramePr>
               <a:graphicFrameLocks xmlns:a="http://schemas.openxmlformats.org/drawingml/2006/main" noChangeAspect="1"/>
             </wp:cNvGraphicFramePr>
@@ -1967,7 +2082,7 @@
                   <pic:spPr>
                     <a:xfrm>
                       <a:off x="0" y="0"/>
-                      <a:ext cx="3733800" cy="4638675"/>
+                      <a:ext cx="3406964" cy="4398544"/>
                     </a:xfrm>
                     <a:prstGeom prst="rect">
                       <a:avLst/>
@@ -2003,8 +2118,8 @@
           <w:noProof/>
         </w:rPr>
         <w:drawing>
-          <wp:inline distT="0" distB="0" distL="0" distR="0" wp14:anchorId="05402404" wp14:editId="39CE547C">
-            <wp:extent cx="390580" cy="228632"/>
+          <wp:inline distT="0" distB="0" distL="0" distR="0" wp14:anchorId="05402404" wp14:editId="195D042D">
+            <wp:extent cx="390525" cy="228600"/>
             <wp:effectExtent l="0" t="0" r="9525" b="0"/>
             <wp:docPr id="4" name="Image 4"/>
             <wp:cNvGraphicFramePr>
@@ -2068,9 +2183,9 @@
           <w:noProof/>
         </w:rPr>
         <w:drawing>
-          <wp:inline distT="0" distB="0" distL="0" distR="0" wp14:anchorId="1BCFF14D" wp14:editId="1368DA30">
-            <wp:extent cx="323850" cy="314325"/>
-            <wp:effectExtent l="0" t="0" r="0" b="9525"/>
+          <wp:inline distT="0" distB="0" distL="0" distR="0" wp14:anchorId="1BCFF14D" wp14:editId="70E779A0">
+            <wp:extent cx="238125" cy="231121"/>
+            <wp:effectExtent l="0" t="0" r="0" b="0"/>
             <wp:docPr id="1" name="Image 1"/>
             <wp:cNvGraphicFramePr>
               <a:graphicFrameLocks xmlns:a="http://schemas.openxmlformats.org/drawingml/2006/main" noChangeAspect="1"/>
@@ -2091,7 +2206,7 @@
                   <pic:spPr>
                     <a:xfrm>
                       <a:off x="0" y="0"/>
-                      <a:ext cx="323850" cy="314325"/>
+                      <a:ext cx="246472" cy="239223"/>
                     </a:xfrm>
                     <a:prstGeom prst="rect">
                       <a:avLst/>
@@ -2113,17 +2228,13 @@
         <w:t>Ce bouton permet de sélectionner tous les tronçons compris entre 2 tronçons sélectionnés (un tronçon de départ et un tronçon d’arrivée).</w:t>
       </w:r>
     </w:p>
-    <w:p/>
     <w:p>
       <w:r>
-        <w:rPr>
-          <w:noProof/>
-        </w:rPr>
         <w:drawing>
-          <wp:inline distT="0" distB="0" distL="0" distR="0" wp14:anchorId="1A9DE610" wp14:editId="368FA591">
-            <wp:extent cx="314325" cy="314325"/>
-            <wp:effectExtent l="0" t="0" r="9525" b="9525"/>
-            <wp:docPr id="10" name="Image 10"/>
+          <wp:inline distT="0" distB="0" distL="0" distR="0" wp14:anchorId="64D192A4" wp14:editId="56F38FFE">
+            <wp:extent cx="285790" cy="238158"/>
+            <wp:effectExtent l="0" t="0" r="0" b="9525"/>
+            <wp:docPr id="7" name="Image 7"/>
             <wp:cNvGraphicFramePr>
               <a:graphicFrameLocks xmlns:a="http://schemas.openxmlformats.org/drawingml/2006/main" noChangeAspect="1"/>
             </wp:cNvGraphicFramePr>
@@ -2143,7 +2254,7 @@
                   <pic:spPr>
                     <a:xfrm>
                       <a:off x="0" y="0"/>
-                      <a:ext cx="314325" cy="314325"/>
+                      <a:ext cx="285790" cy="238158"/>
                     </a:xfrm>
                     <a:prstGeom prst="rect">
                       <a:avLst/>
@@ -2156,7 +2267,10 @@
         </w:drawing>
       </w:r>
       <w:r>
-        <w:t xml:space="preserve">  Affiche l’historique des versions et la documentation de l’outil</w:t>
+        <w:t xml:space="preserve">  Affiche le sens de numérisation d</w:t>
+      </w:r>
+      <w:r>
+        <w:t>es tronçons hydrographiques</w:t>
       </w:r>
     </w:p>
     <w:p/>
@@ -2166,10 +2280,10 @@
           <w:noProof/>
         </w:rPr>
         <w:drawing>
-          <wp:inline distT="0" distB="0" distL="0" distR="0" wp14:anchorId="3386CE29" wp14:editId="6F3287A8">
-            <wp:extent cx="2057687" cy="266737"/>
-            <wp:effectExtent l="0" t="0" r="0" b="0"/>
-            <wp:docPr id="5" name="Image 5"/>
+          <wp:inline distT="0" distB="0" distL="0" distR="0" wp14:anchorId="1A9DE610" wp14:editId="5EFFD881">
+            <wp:extent cx="257175" cy="257175"/>
+            <wp:effectExtent l="0" t="0" r="9525" b="9525"/>
+            <wp:docPr id="10" name="Image 10"/>
             <wp:cNvGraphicFramePr>
               <a:graphicFrameLocks xmlns:a="http://schemas.openxmlformats.org/drawingml/2006/main" noChangeAspect="1"/>
             </wp:cNvGraphicFramePr>
@@ -2177,17 +2291,11 @@
               <a:graphicData uri="http://schemas.openxmlformats.org/drawingml/2006/picture">
                 <pic:pic xmlns:pic="http://schemas.openxmlformats.org/drawingml/2006/picture">
                   <pic:nvPicPr>
-                    <pic:cNvPr id="5" name="Image 5"/>
+                    <pic:cNvPr id="1" name=""/>
                     <pic:cNvPicPr/>
                   </pic:nvPicPr>
                   <pic:blipFill>
-                    <a:blip r:embed="rId17">
-                      <a:extLst>
-                        <a:ext uri="{28A0092B-C50C-407E-A947-70E740481C1C}">
-                          <a14:useLocalDpi xmlns:a14="http://schemas.microsoft.com/office/drawing/2010/main" val="0"/>
-                        </a:ext>
-                      </a:extLst>
-                    </a:blip>
+                    <a:blip r:embed="rId17"/>
                     <a:stretch>
                       <a:fillRect/>
                     </a:stretch>
@@ -2195,7 +2303,7 @@
                   <pic:spPr>
                     <a:xfrm>
                       <a:off x="0" y="0"/>
-                      <a:ext cx="2057687" cy="266737"/>
+                      <a:ext cx="257175" cy="257175"/>
                     </a:xfrm>
                     <a:prstGeom prst="rect">
                       <a:avLst/>
@@ -2208,13 +2316,7 @@
         </w:drawing>
       </w:r>
       <w:r>
-        <w:t xml:space="preserve">   Valide</w:t>
-      </w:r>
-      <w:r>
-        <w:t xml:space="preserve"> dans QGIS</w:t>
-      </w:r>
-      <w:r>
-        <w:t xml:space="preserve"> les modifications saisies dans l’outil</w:t>
+        <w:t xml:space="preserve">  Affiche l’historique des versions et la documentation de l’outil</w:t>
       </w:r>
     </w:p>
     <w:p/>
@@ -2224,10 +2326,10 @@
           <w:noProof/>
         </w:rPr>
         <w:drawing>
-          <wp:inline distT="0" distB="0" distL="0" distR="0" wp14:anchorId="62F19653" wp14:editId="29D8EA9E">
-            <wp:extent cx="800212" cy="247685"/>
-            <wp:effectExtent l="0" t="0" r="0" b="0"/>
-            <wp:docPr id="6" name="Image 6"/>
+          <wp:inline distT="0" distB="0" distL="0" distR="0" wp14:anchorId="3386CE29" wp14:editId="0C308177">
+            <wp:extent cx="1762125" cy="228424"/>
+            <wp:effectExtent l="0" t="0" r="0" b="635"/>
+            <wp:docPr id="5" name="Image 5"/>
             <wp:cNvGraphicFramePr>
               <a:graphicFrameLocks xmlns:a="http://schemas.openxmlformats.org/drawingml/2006/main" noChangeAspect="1"/>
             </wp:cNvGraphicFramePr>
@@ -2235,7 +2337,7 @@
               <a:graphicData uri="http://schemas.openxmlformats.org/drawingml/2006/picture">
                 <pic:pic xmlns:pic="http://schemas.openxmlformats.org/drawingml/2006/picture">
                   <pic:nvPicPr>
-                    <pic:cNvPr id="6" name="Image 6"/>
+                    <pic:cNvPr id="5" name="Image 5"/>
                     <pic:cNvPicPr/>
                   </pic:nvPicPr>
                   <pic:blipFill>
@@ -2253,7 +2355,7 @@
                   <pic:spPr>
                     <a:xfrm>
                       <a:off x="0" y="0"/>
-                      <a:ext cx="800212" cy="247685"/>
+                      <a:ext cx="1800643" cy="233417"/>
                     </a:xfrm>
                     <a:prstGeom prst="rect">
                       <a:avLst/>
@@ -2266,6 +2368,64 @@
         </w:drawing>
       </w:r>
       <w:r>
+        <w:t xml:space="preserve">   Valide</w:t>
+      </w:r>
+      <w:r>
+        <w:t xml:space="preserve"> dans QGIS</w:t>
+      </w:r>
+      <w:r>
+        <w:t xml:space="preserve"> les modifications saisies dans l’outil</w:t>
+      </w:r>
+    </w:p>
+    <w:p/>
+    <w:p>
+      <w:r>
+        <w:rPr>
+          <w:noProof/>
+        </w:rPr>
+        <w:drawing>
+          <wp:inline distT="0" distB="0" distL="0" distR="0" wp14:anchorId="62F19653" wp14:editId="1F627D43">
+            <wp:extent cx="800099" cy="190500"/>
+            <wp:effectExtent l="0" t="0" r="635" b="0"/>
+            <wp:docPr id="6" name="Image 6"/>
+            <wp:cNvGraphicFramePr>
+              <a:graphicFrameLocks xmlns:a="http://schemas.openxmlformats.org/drawingml/2006/main" noChangeAspect="1"/>
+            </wp:cNvGraphicFramePr>
+            <a:graphic xmlns:a="http://schemas.openxmlformats.org/drawingml/2006/main">
+              <a:graphicData uri="http://schemas.openxmlformats.org/drawingml/2006/picture">
+                <pic:pic xmlns:pic="http://schemas.openxmlformats.org/drawingml/2006/picture">
+                  <pic:nvPicPr>
+                    <pic:cNvPr id="6" name="Image 6"/>
+                    <pic:cNvPicPr/>
+                  </pic:nvPicPr>
+                  <pic:blipFill>
+                    <a:blip r:embed="rId19">
+                      <a:extLst>
+                        <a:ext uri="{28A0092B-C50C-407E-A947-70E740481C1C}">
+                          <a14:useLocalDpi xmlns:a14="http://schemas.microsoft.com/office/drawing/2010/main" val="0"/>
+                        </a:ext>
+                      </a:extLst>
+                    </a:blip>
+                    <a:stretch>
+                      <a:fillRect/>
+                    </a:stretch>
+                  </pic:blipFill>
+                  <pic:spPr>
+                    <a:xfrm>
+                      <a:off x="0" y="0"/>
+                      <a:ext cx="802118" cy="190981"/>
+                    </a:xfrm>
+                    <a:prstGeom prst="rect">
+                      <a:avLst/>
+                    </a:prstGeom>
+                  </pic:spPr>
+                </pic:pic>
+              </a:graphicData>
+            </a:graphic>
+          </wp:inline>
+        </w:drawing>
+      </w:r>
+      <w:r>
         <w:t xml:space="preserve">  </w:t>
       </w:r>
       <w:r>
@@ -2275,6 +2435,291 @@
         <w:t xml:space="preserve"> la couleur de la sélection</w:t>
       </w:r>
     </w:p>
+    <w:p/>
+    <w:p/>
+    <w:p>
+      <w:r>
+        <w:rPr>
+          <w:noProof/>
+        </w:rPr>
+        <w:lastRenderedPageBreak/>
+        <w:drawing>
+          <wp:inline distT="0" distB="0" distL="0" distR="0" wp14:anchorId="52BC396A" wp14:editId="14D459C4">
+            <wp:extent cx="1552792" cy="219106"/>
+            <wp:effectExtent l="0" t="0" r="0" b="9525"/>
+            <wp:docPr id="9" name="Image 9"/>
+            <wp:cNvGraphicFramePr>
+              <a:graphicFrameLocks xmlns:a="http://schemas.openxmlformats.org/drawingml/2006/main" noChangeAspect="1"/>
+            </wp:cNvGraphicFramePr>
+            <a:graphic xmlns:a="http://schemas.openxmlformats.org/drawingml/2006/main">
+              <a:graphicData uri="http://schemas.openxmlformats.org/drawingml/2006/picture">
+                <pic:pic xmlns:pic="http://schemas.openxmlformats.org/drawingml/2006/picture">
+                  <pic:nvPicPr>
+                    <pic:cNvPr id="1" name=""/>
+                    <pic:cNvPicPr/>
+                  </pic:nvPicPr>
+                  <pic:blipFill>
+                    <a:blip r:embed="rId20"/>
+                    <a:stretch>
+                      <a:fillRect/>
+                    </a:stretch>
+                  </pic:blipFill>
+                  <pic:spPr>
+                    <a:xfrm>
+                      <a:off x="0" y="0"/>
+                      <a:ext cx="1552792" cy="219106"/>
+                    </a:xfrm>
+                    <a:prstGeom prst="rect">
+                      <a:avLst/>
+                    </a:prstGeom>
+                  </pic:spPr>
+                </pic:pic>
+              </a:graphicData>
+            </a:graphic>
+          </wp:inline>
+        </w:drawing>
+      </w:r>
+    </w:p>
+    <w:p>
+      <w:r>
+        <w:rPr>
+          <w:noProof/>
+        </w:rPr>
+        <mc:AlternateContent>
+          <mc:Choice Requires="wps">
+            <w:drawing>
+              <wp:anchor distT="0" distB="0" distL="114300" distR="114300" simplePos="0" relativeHeight="251659264" behindDoc="0" locked="0" layoutInCell="1" allowOverlap="1" wp14:anchorId="2EE9BBF1" wp14:editId="331343AB">
+                <wp:simplePos x="0" y="0"/>
+                <wp:positionH relativeFrom="column">
+                  <wp:posOffset>990600</wp:posOffset>
+                </wp:positionH>
+                <wp:positionV relativeFrom="paragraph">
+                  <wp:posOffset>104140</wp:posOffset>
+                </wp:positionV>
+                <wp:extent cx="167723" cy="265044"/>
+                <wp:effectExtent l="0" t="0" r="80010" b="59055"/>
+                <wp:wrapNone/>
+                <wp:docPr id="17" name="Connecteur droit avec flèche 17"/>
+                <wp:cNvGraphicFramePr/>
+                <a:graphic xmlns:a="http://schemas.openxmlformats.org/drawingml/2006/main">
+                  <a:graphicData uri="http://schemas.microsoft.com/office/word/2010/wordprocessingShape">
+                    <wps:wsp>
+                      <wps:cNvCnPr/>
+                      <wps:spPr>
+                        <a:xfrm>
+                          <a:off x="0" y="0"/>
+                          <a:ext cx="167723" cy="265044"/>
+                        </a:xfrm>
+                        <a:prstGeom prst="straightConnector1">
+                          <a:avLst/>
+                        </a:prstGeom>
+                        <a:ln>
+                          <a:tailEnd type="triangle"/>
+                        </a:ln>
+                      </wps:spPr>
+                      <wps:style>
+                        <a:lnRef idx="1">
+                          <a:schemeClr val="accent1"/>
+                        </a:lnRef>
+                        <a:fillRef idx="0">
+                          <a:schemeClr val="accent1"/>
+                        </a:fillRef>
+                        <a:effectRef idx="0">
+                          <a:schemeClr val="accent1"/>
+                        </a:effectRef>
+                        <a:fontRef idx="minor">
+                          <a:schemeClr val="tx1"/>
+                        </a:fontRef>
+                      </wps:style>
+                      <wps:bodyPr/>
+                    </wps:wsp>
+                  </a:graphicData>
+                </a:graphic>
+                <wp14:sizeRelH relativeFrom="margin">
+                  <wp14:pctWidth>0</wp14:pctWidth>
+                </wp14:sizeRelH>
+                <wp14:sizeRelV relativeFrom="margin">
+                  <wp14:pctHeight>0</wp14:pctHeight>
+                </wp14:sizeRelV>
+              </wp:anchor>
+            </w:drawing>
+          </mc:Choice>
+          <mc:Fallback>
+            <w:pict>
+              <v:shapetype w14:anchorId="2ABF0308" id="_x0000_t32" coordsize="21600,21600" o:spt="32" o:oned="t" path="m,l21600,21600e" filled="f">
+                <v:path arrowok="t" fillok="f" o:connecttype="none"/>
+                <o:lock v:ext="edit" shapetype="t"/>
+              </v:shapetype>
+              <v:shape id="Connecteur droit avec flèche 17" o:spid="_x0000_s1026" type="#_x0000_t32" style="position:absolute;margin-left:78pt;margin-top:8.2pt;width:13.2pt;height:20.85pt;z-index:251659264;visibility:visible;mso-wrap-style:square;mso-width-percent:0;mso-height-percent:0;mso-wrap-distance-left:9pt;mso-wrap-distance-top:0;mso-wrap-distance-right:9pt;mso-wrap-distance-bottom:0;mso-position-horizontal:absolute;mso-position-horizontal-relative:text;mso-position-vertical:absolute;mso-position-vertical-relative:text;mso-width-percent:0;mso-height-percent:0;mso-width-relative:margin;mso-height-relative:margin" o:gfxdata="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" strokecolor="#4579b8 [3044]">
+                <v:stroke endarrow="block"/>
+              </v:shape>
+            </w:pict>
+          </mc:Fallback>
+        </mc:AlternateContent>
+      </w:r>
+    </w:p>
+    <w:p/>
+    <w:p/>
+    <w:p>
+      <w:r>
+        <w:rPr>
+          <w:noProof/>
+        </w:rPr>
+        <mc:AlternateContent>
+          <mc:Choice Requires="wps">
+            <w:drawing>
+              <wp:anchor distT="45720" distB="45720" distL="114300" distR="114300" simplePos="0" relativeHeight="251661312" behindDoc="0" locked="0" layoutInCell="1" allowOverlap="1" wp14:anchorId="13964C30" wp14:editId="59582A67">
+                <wp:simplePos x="0" y="0"/>
+                <wp:positionH relativeFrom="column">
+                  <wp:posOffset>2371725</wp:posOffset>
+                </wp:positionH>
+                <wp:positionV relativeFrom="paragraph">
+                  <wp:posOffset>397510</wp:posOffset>
+                </wp:positionV>
+                <wp:extent cx="2360930" cy="1404620"/>
+                <wp:effectExtent l="0" t="0" r="0" b="0"/>
+                <wp:wrapSquare wrapText="bothSides"/>
+                <wp:docPr id="217" name="Zone de texte 2"/>
+                <wp:cNvGraphicFramePr>
+                  <a:graphicFrameLocks xmlns:a="http://schemas.openxmlformats.org/drawingml/2006/main"/>
+                </wp:cNvGraphicFramePr>
+                <a:graphic xmlns:a="http://schemas.openxmlformats.org/drawingml/2006/main">
+                  <a:graphicData uri="http://schemas.microsoft.com/office/word/2010/wordprocessingShape">
+                    <wps:wsp>
+                      <wps:cNvSpPr txBox="1">
+                        <a:spLocks noChangeArrowheads="1"/>
+                      </wps:cNvSpPr>
+                      <wps:spPr bwMode="auto">
+                        <a:xfrm>
+                          <a:off x="0" y="0"/>
+                          <a:ext cx="2360930" cy="1404620"/>
+                        </a:xfrm>
+                        <a:prstGeom prst="rect">
+                          <a:avLst/>
+                        </a:prstGeom>
+                        <a:solidFill>
+                          <a:srgbClr val="FFFFFF"/>
+                        </a:solidFill>
+                        <a:ln w="9525">
+                          <a:noFill/>
+                          <a:miter lim="800000"/>
+                          <a:headEnd/>
+                          <a:tailEnd/>
+                        </a:ln>
+                      </wps:spPr>
+                      <wps:txbx>
+                        <w:txbxContent>
+                          <w:p>
+                            <w:r>
+                              <w:t xml:space="preserve">A l’ouverture de l’outil il y a une vérification de la présence dans le projet des couches nécessaires. Afficher l’état du modèle permet de </w:t>
+                            </w:r>
+                            <w:r>
+                              <w:rPr>
+                                <w:b/>
+                                <w:bCs/>
+                              </w:rPr>
+                              <w:t>vérifier les permissions sur chaque attribut</w:t>
+                            </w:r>
+                            <w:r>
+                              <w:t>. Ces permissions sont définies dans le projet en fonction des guichets en saisie directe dans la BDTOPO.</w:t>
+                            </w:r>
+                          </w:p>
+                          <w:p/>
+                        </w:txbxContent>
+                      </wps:txbx>
+                      <wps:bodyPr rot="0" vert="horz" wrap="square" lIns="91440" tIns="45720" rIns="91440" bIns="45720" anchor="t" anchorCtr="0">
+                        <a:spAutoFit/>
+                      </wps:bodyPr>
+                    </wps:wsp>
+                  </a:graphicData>
+                </a:graphic>
+                <wp14:sizeRelH relativeFrom="margin">
+                  <wp14:pctWidth>40000</wp14:pctWidth>
+                </wp14:sizeRelH>
+                <wp14:sizeRelV relativeFrom="margin">
+                  <wp14:pctHeight>20000</wp14:pctHeight>
+                </wp14:sizeRelV>
+              </wp:anchor>
+            </w:drawing>
+          </mc:Choice>
+          <mc:Fallback>
+            <w:pict>
+              <v:shapetype w14:anchorId="13964C30" id="_x0000_t202" coordsize="21600,21600" o:spt="202" path="m,l,21600r21600,l21600,xe">
+                <v:stroke joinstyle="miter"/>
+                <v:path gradientshapeok="t" o:connecttype="rect"/>
+              </v:shapetype>
+              <v:shape id="Zone de texte 2" o:spid="_x0000_s1026" type="#_x0000_t202" style="position:absolute;left:0;text-align:left;margin-left:186.75pt;margin-top:31.3pt;width:185.9pt;height:110.6pt;z-index:251661312;visibility:visible;mso-wrap-style:square;mso-width-percent:400;mso-height-percent:200;mso-wrap-distance-left:9pt;mso-wrap-distance-top:3.6pt;mso-wrap-distance-right:9pt;mso-wrap-distance-bottom:3.6pt;mso-position-horizontal:absolute;mso-position-horizontal-relative:text;mso-position-vertical:absolute;mso-position-vertical-relative:text;mso-width-percent:400;mso-height-percent:200;mso-width-relative:margin;mso-height-relative:margin;v-text-anchor:top" o:gfxdata="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" stroked="f">
+                <v:textbox style="mso-fit-shape-to-text:t">
+                  <w:txbxContent>
+                    <w:p>
+                      <w:r>
+                        <w:t xml:space="preserve">A l’ouverture de l’outil il y a une vérification de la présence dans le projet des couches nécessaires. Afficher l’état du modèle permet de </w:t>
+                      </w:r>
+                      <w:r>
+                        <w:rPr>
+                          <w:b/>
+                          <w:bCs/>
+                        </w:rPr>
+                        <w:t>vérifier les permissions sur chaque attribut</w:t>
+                      </w:r>
+                      <w:r>
+                        <w:t>. Ces permissions sont définies dans le projet en fonction des guichets en saisie directe dans la BDTOPO.</w:t>
+                      </w:r>
+                    </w:p>
+                    <w:p/>
+                  </w:txbxContent>
+                </v:textbox>
+                <w10:wrap type="square"/>
+              </v:shape>
+            </w:pict>
+          </mc:Fallback>
+        </mc:AlternateContent>
+      </w:r>
+      <w:r>
+        <w:t xml:space="preserve">                   </w:t>
+      </w:r>
+      <w:r>
+        <w:drawing>
+          <wp:inline distT="0" distB="0" distL="0" distR="0" wp14:anchorId="23105A0D" wp14:editId="20CCC9B7">
+            <wp:extent cx="1158240" cy="1848582"/>
+            <wp:effectExtent l="0" t="0" r="3810" b="0"/>
+            <wp:docPr id="12" name="Image 12"/>
+            <wp:cNvGraphicFramePr>
+              <a:graphicFrameLocks xmlns:a="http://schemas.openxmlformats.org/drawingml/2006/main" noChangeAspect="1"/>
+            </wp:cNvGraphicFramePr>
+            <a:graphic xmlns:a="http://schemas.openxmlformats.org/drawingml/2006/main">
+              <a:graphicData uri="http://schemas.openxmlformats.org/drawingml/2006/picture">
+                <pic:pic xmlns:pic="http://schemas.openxmlformats.org/drawingml/2006/picture">
+                  <pic:nvPicPr>
+                    <pic:cNvPr id="1" name=""/>
+                    <pic:cNvPicPr/>
+                  </pic:nvPicPr>
+                  <pic:blipFill>
+                    <a:blip r:embed="rId21"/>
+                    <a:stretch>
+                      <a:fillRect/>
+                    </a:stretch>
+                  </pic:blipFill>
+                  <pic:spPr>
+                    <a:xfrm>
+                      <a:off x="0" y="0"/>
+                      <a:ext cx="1165999" cy="1860966"/>
+                    </a:xfrm>
+                    <a:prstGeom prst="rect">
+                      <a:avLst/>
+                    </a:prstGeom>
+                  </pic:spPr>
+                </pic:pic>
+              </a:graphicData>
+            </a:graphic>
+          </wp:inline>
+        </w:drawing>
+      </w:r>
+      <w:r>
+        <w:t xml:space="preserve">                        </w:t>
+      </w:r>
+    </w:p>
+    <w:p/>
     <w:p/>
     <w:p>
       <w:pPr>
@@ -2286,8 +2731,8 @@
       <w:bookmarkStart w:id="7" w:name="_Toc223756091"/>
       <w:bookmarkStart w:id="8" w:name="_Toc223425647"/>
       <w:bookmarkStart w:id="9" w:name="_Toc223756092"/>
-      <w:bookmarkStart w:id="10" w:name="_Toc212728913"/>
-      <w:bookmarkStart w:id="11" w:name="_Toc215049623"/>
+      <w:bookmarkStart w:id="10" w:name="_Toc215049623"/>
+      <w:bookmarkStart w:id="11" w:name="_Toc220058102"/>
       <w:bookmarkEnd w:id="4"/>
       <w:bookmarkEnd w:id="5"/>
       <w:bookmarkEnd w:id="6"/>
@@ -2297,7 +2742,7 @@
       <w:r>
         <w:t>Utilisation</w:t>
       </w:r>
-      <w:bookmarkEnd w:id="10"/>
+      <w:bookmarkEnd w:id="11"/>
     </w:p>
     <w:p>
       <w:pPr>
@@ -2544,10 +2989,71 @@
     </w:p>
     <w:p>
       <w:pPr>
+        <w:ind w:left="360"/>
+      </w:pPr>
+    </w:p>
+    <w:p>
+      <w:pPr>
+        <w:ind w:left="360"/>
+      </w:pPr>
+    </w:p>
+    <w:p>
+      <w:pPr>
+        <w:ind w:left="360"/>
+      </w:pPr>
+    </w:p>
+    <w:p>
+      <w:pPr>
+        <w:ind w:left="360"/>
+      </w:pPr>
+    </w:p>
+    <w:p>
+      <w:pPr>
+        <w:ind w:left="360"/>
+      </w:pPr>
+    </w:p>
+    <w:p>
+      <w:pPr>
+        <w:ind w:left="360"/>
+      </w:pPr>
+    </w:p>
+    <w:p>
+      <w:pPr>
+        <w:ind w:left="360"/>
+      </w:pPr>
+    </w:p>
+    <w:p>
+      <w:pPr>
+        <w:ind w:left="360"/>
+      </w:pPr>
+    </w:p>
+    <w:p>
+      <w:pPr>
+        <w:ind w:left="360"/>
+      </w:pPr>
+    </w:p>
+    <w:p>
+      <w:pPr>
+        <w:ind w:left="360"/>
+      </w:pPr>
+    </w:p>
+    <w:p>
+      <w:pPr>
+        <w:ind w:left="360"/>
+      </w:pPr>
+    </w:p>
+    <w:p>
+      <w:pPr>
+        <w:ind w:left="360"/>
+      </w:pPr>
+    </w:p>
+    <w:p>
+      <w:pPr>
         <w:pStyle w:val="Titre1"/>
       </w:pPr>
-      <w:bookmarkStart w:id="12" w:name="_Toc212728914"/>
-      <w:r>
+      <w:bookmarkStart w:id="12" w:name="_Toc220058103"/>
+      <w:r>
+        <w:lastRenderedPageBreak/>
         <w:t>Exemple de manipulation : je veux modifier la nature d’un tronçon</w:t>
       </w:r>
       <w:bookmarkEnd w:id="12"/>
@@ -2581,18 +3087,20 @@
     </w:p>
     <w:p>
       <w:pPr>
+        <w:pStyle w:val="Paragraphedeliste"/>
+      </w:pPr>
+    </w:p>
+    <w:p>
+      <w:pPr>
         <w:ind w:left="360"/>
         <w:jc w:val="center"/>
       </w:pPr>
       <w:r>
-        <w:rPr>
-          <w:noProof/>
-        </w:rPr>
         <w:drawing>
-          <wp:inline distT="0" distB="0" distL="0" distR="0" wp14:anchorId="1BB604BC" wp14:editId="61D57684">
-            <wp:extent cx="2505075" cy="3112172"/>
-            <wp:effectExtent l="0" t="0" r="0" b="0"/>
-            <wp:docPr id="11" name="Image 11"/>
+          <wp:inline distT="0" distB="0" distL="0" distR="0" wp14:anchorId="6BA57F23" wp14:editId="7D781E51">
+            <wp:extent cx="2266950" cy="2926735"/>
+            <wp:effectExtent l="0" t="0" r="0" b="6985"/>
+            <wp:docPr id="15" name="Image 15"/>
             <wp:cNvGraphicFramePr>
               <a:graphicFrameLocks xmlns:a="http://schemas.openxmlformats.org/drawingml/2006/main" noChangeAspect="1"/>
             </wp:cNvGraphicFramePr>
@@ -2600,17 +3108,11 @@
               <a:graphicData uri="http://schemas.openxmlformats.org/drawingml/2006/picture">
                 <pic:pic xmlns:pic="http://schemas.openxmlformats.org/drawingml/2006/picture">
                   <pic:nvPicPr>
-                    <pic:cNvPr id="11" name="Image 11"/>
+                    <pic:cNvPr id="1" name=""/>
                     <pic:cNvPicPr/>
                   </pic:nvPicPr>
                   <pic:blipFill>
-                    <a:blip r:embed="rId19">
-                      <a:extLst>
-                        <a:ext uri="{28A0092B-C50C-407E-A947-70E740481C1C}">
-                          <a14:useLocalDpi xmlns:a14="http://schemas.microsoft.com/office/drawing/2010/main" val="0"/>
-                        </a:ext>
-                      </a:extLst>
-                    </a:blip>
+                    <a:blip r:embed="rId22"/>
                     <a:stretch>
                       <a:fillRect/>
                     </a:stretch>
@@ -2618,7 +3120,7 @@
                   <pic:spPr>
                     <a:xfrm>
                       <a:off x="0" y="0"/>
-                      <a:ext cx="2511523" cy="3120183"/>
+                      <a:ext cx="2274924" cy="2937030"/>
                     </a:xfrm>
                     <a:prstGeom prst="rect">
                       <a:avLst/>
@@ -2668,34 +3170,6 @@
     <w:p>
       <w:pPr>
         <w:pStyle w:val="Paragraphedeliste"/>
-        <w:spacing w:before="0" w:after="200" w:line="276" w:lineRule="auto"/>
-        <w:jc w:val="left"/>
-      </w:pPr>
-    </w:p>
-    <w:p>
-      <w:pPr>
-        <w:pStyle w:val="Paragraphedeliste"/>
-        <w:spacing w:before="0" w:after="200" w:line="276" w:lineRule="auto"/>
-        <w:jc w:val="left"/>
-      </w:pPr>
-    </w:p>
-    <w:p>
-      <w:pPr>
-        <w:pStyle w:val="Paragraphedeliste"/>
-        <w:spacing w:before="0" w:after="200" w:line="276" w:lineRule="auto"/>
-        <w:jc w:val="left"/>
-      </w:pPr>
-    </w:p>
-    <w:p>
-      <w:pPr>
-        <w:pStyle w:val="Paragraphedeliste"/>
-        <w:spacing w:before="0" w:after="200" w:line="276" w:lineRule="auto"/>
-        <w:jc w:val="left"/>
-      </w:pPr>
-    </w:p>
-    <w:p>
-      <w:pPr>
-        <w:pStyle w:val="Paragraphedeliste"/>
         <w:numPr>
           <w:ilvl w:val="0"/>
           <w:numId w:val="49"/>
@@ -2704,7 +3178,6 @@
         <w:jc w:val="left"/>
       </w:pPr>
       <w:r>
-        <w:lastRenderedPageBreak/>
         <w:t>Je choisis Canal. Cette valeur apparait sur fond rouge/rose tant que la modification n’est pas validée.</w:t>
       </w:r>
     </w:p>
@@ -2719,14 +3192,11 @@
         <w:jc w:val="center"/>
       </w:pPr>
       <w:r>
-        <w:rPr>
-          <w:noProof/>
-        </w:rPr>
         <w:drawing>
-          <wp:inline distT="0" distB="0" distL="0" distR="0" wp14:anchorId="27544B41" wp14:editId="2CFDEB35">
-            <wp:extent cx="2324100" cy="2887338"/>
-            <wp:effectExtent l="0" t="0" r="0" b="8890"/>
-            <wp:docPr id="20" name="Image 20"/>
+          <wp:inline distT="0" distB="0" distL="0" distR="0" wp14:anchorId="1C4A2DA8" wp14:editId="5AE64C4F">
+            <wp:extent cx="2818298" cy="3638550"/>
+            <wp:effectExtent l="0" t="0" r="1270" b="0"/>
+            <wp:docPr id="18" name="Image 18"/>
             <wp:cNvGraphicFramePr>
               <a:graphicFrameLocks xmlns:a="http://schemas.openxmlformats.org/drawingml/2006/main" noChangeAspect="1"/>
             </wp:cNvGraphicFramePr>
@@ -2734,17 +3204,11 @@
               <a:graphicData uri="http://schemas.openxmlformats.org/drawingml/2006/picture">
                 <pic:pic xmlns:pic="http://schemas.openxmlformats.org/drawingml/2006/picture">
                   <pic:nvPicPr>
-                    <pic:cNvPr id="20" name="Image 20"/>
+                    <pic:cNvPr id="1" name=""/>
                     <pic:cNvPicPr/>
                   </pic:nvPicPr>
                   <pic:blipFill>
-                    <a:blip r:embed="rId20">
-                      <a:extLst>
-                        <a:ext uri="{28A0092B-C50C-407E-A947-70E740481C1C}">
-                          <a14:useLocalDpi xmlns:a14="http://schemas.microsoft.com/office/drawing/2010/main" val="0"/>
-                        </a:ext>
-                      </a:extLst>
-                    </a:blip>
+                    <a:blip r:embed="rId23"/>
                     <a:stretch>
                       <a:fillRect/>
                     </a:stretch>
@@ -2752,7 +3216,7 @@
                   <pic:spPr>
                     <a:xfrm>
                       <a:off x="0" y="0"/>
-                      <a:ext cx="2333714" cy="2899282"/>
+                      <a:ext cx="2825097" cy="3647328"/>
                     </a:xfrm>
                     <a:prstGeom prst="rect">
                       <a:avLst/>
@@ -2775,9 +3239,248 @@
         <w:pStyle w:val="Paragraphedeliste"/>
         <w:numPr>
           <w:ilvl w:val="0"/>
-          <w:numId w:val="49"/>
+          <w:numId w:val="50"/>
         </w:numPr>
       </w:pPr>
+      <w:r>
+        <w:rPr>
+          <w:noProof/>
+        </w:rPr>
+        <w:lastRenderedPageBreak/>
+        <mc:AlternateContent>
+          <mc:Choice Requires="wps">
+            <w:drawing>
+              <wp:anchor distT="91440" distB="91440" distL="137160" distR="137160" simplePos="0" relativeHeight="251663360" behindDoc="0" locked="0" layoutInCell="0" allowOverlap="1" wp14:anchorId="59822EA0" wp14:editId="0B63FD91">
+                <wp:simplePos x="0" y="0"/>
+                <wp:positionH relativeFrom="margin">
+                  <wp:posOffset>2896870</wp:posOffset>
+                </wp:positionH>
+                <wp:positionV relativeFrom="margin">
+                  <wp:posOffset>-519430</wp:posOffset>
+                </wp:positionV>
+                <wp:extent cx="1149985" cy="4547870"/>
+                <wp:effectExtent l="0" t="3492" r="8572" b="8573"/>
+                <wp:wrapSquare wrapText="bothSides"/>
+                <wp:docPr id="306" name="Forme automatique 2"/>
+                <wp:cNvGraphicFramePr>
+                  <a:graphicFrameLocks xmlns:a="http://schemas.openxmlformats.org/drawingml/2006/main"/>
+                </wp:cNvGraphicFramePr>
+                <a:graphic xmlns:a="http://schemas.openxmlformats.org/drawingml/2006/main">
+                  <a:graphicData uri="http://schemas.microsoft.com/office/word/2010/wordprocessingShape">
+                    <wps:wsp>
+                      <wps:cNvSpPr>
+                        <a:spLocks noChangeArrowheads="1"/>
+                      </wps:cNvSpPr>
+                      <wps:spPr bwMode="auto">
+                        <a:xfrm rot="5400000">
+                          <a:off x="0" y="0"/>
+                          <a:ext cx="1149985" cy="4547870"/>
+                        </a:xfrm>
+                        <a:prstGeom prst="roundRect">
+                          <a:avLst>
+                            <a:gd name="adj" fmla="val 13032"/>
+                          </a:avLst>
+                        </a:prstGeom>
+                        <a:solidFill>
+                          <a:srgbClr val="DA4232"/>
+                        </a:solidFill>
+                      </wps:spPr>
+                      <wps:txbx>
+                        <w:txbxContent>
+                          <w:p>
+                            <w:r>
+                              <w:t xml:space="preserve">Attention : seule la base client est modifiée. Pour envoyer les modifications sur le serveur </w:t>
+                            </w:r>
+                            <w:proofErr w:type="spellStart"/>
+                            <w:r>
+                              <w:t>BDUni</w:t>
+                            </w:r>
+                            <w:proofErr w:type="spellEnd"/>
+                            <w:r>
+                              <w:t xml:space="preserve"> il faut le faire par l’intermédiaire du plugin espace collaboratif IGN, en cliquant sur l’enregistrement de la couche (disquette</w:t>
+                            </w:r>
+                            <w:proofErr w:type="gramStart"/>
+                            <w:r>
+                              <w:t>):</w:t>
+                            </w:r>
+                            <w:proofErr w:type="gramEnd"/>
+                          </w:p>
+                          <w:p>
+                            <w:pPr>
+                              <w:jc w:val="center"/>
+                              <w:rPr>
+                                <w:rFonts w:asciiTheme="majorHAnsi" w:eastAsiaTheme="majorEastAsia" w:hAnsiTheme="majorHAnsi" w:cstheme="majorBidi"/>
+                                <w:i/>
+                                <w:iCs/>
+                                <w:color w:val="FFFFFF" w:themeColor="background1"/>
+                                <w:sz w:val="28"/>
+                                <w:szCs w:val="28"/>
+                              </w:rPr>
+                            </w:pPr>
+                            <w:r>
+                              <w:rPr>
+                                <w:noProof/>
+                              </w:rPr>
+                              <w:drawing>
+                                <wp:inline distT="0" distB="0" distL="0" distR="0" wp14:anchorId="7A1AE8EA" wp14:editId="75666126">
+                                  <wp:extent cx="1152525" cy="409575"/>
+                                  <wp:effectExtent l="0" t="0" r="9525" b="9525"/>
+                                  <wp:docPr id="25" name="Image 25"/>
+                                  <wp:cNvGraphicFramePr>
+                                    <a:graphicFrameLocks xmlns:a="http://schemas.openxmlformats.org/drawingml/2006/main" noChangeAspect="1"/>
+                                  </wp:cNvGraphicFramePr>
+                                  <a:graphic xmlns:a="http://schemas.openxmlformats.org/drawingml/2006/main">
+                                    <a:graphicData uri="http://schemas.openxmlformats.org/drawingml/2006/picture">
+                                      <pic:pic xmlns:pic="http://schemas.openxmlformats.org/drawingml/2006/picture">
+                                        <pic:nvPicPr>
+                                          <pic:cNvPr id="1" name=""/>
+                                          <pic:cNvPicPr/>
+                                        </pic:nvPicPr>
+                                        <pic:blipFill>
+                                          <a:blip r:embed="rId24"/>
+                                          <a:stretch>
+                                            <a:fillRect/>
+                                          </a:stretch>
+                                        </pic:blipFill>
+                                        <pic:spPr>
+                                          <a:xfrm>
+                                            <a:off x="0" y="0"/>
+                                            <a:ext cx="1152525" cy="409575"/>
+                                          </a:xfrm>
+                                          <a:prstGeom prst="rect">
+                                            <a:avLst/>
+                                          </a:prstGeom>
+                                        </pic:spPr>
+                                      </pic:pic>
+                                    </a:graphicData>
+                                  </a:graphic>
+                                </wp:inline>
+                              </w:drawing>
+                            </w:r>
+                            <w:r>
+                              <w:rPr>
+                                <w:rFonts w:asciiTheme="majorHAnsi" w:eastAsiaTheme="majorEastAsia" w:hAnsiTheme="majorHAnsi" w:cstheme="majorBidi"/>
+                                <w:i/>
+                                <w:iCs/>
+                                <w:color w:val="FFFFFF" w:themeColor="background1"/>
+                                <w:sz w:val="28"/>
+                                <w:szCs w:val="28"/>
+                              </w:rPr>
+                              <w:t xml:space="preserve"> </w:t>
+                            </w:r>
+                          </w:p>
+                        </w:txbxContent>
+                      </wps:txbx>
+                      <wps:bodyPr rot="0" vert="horz" wrap="square" lIns="91440" tIns="45720" rIns="91440" bIns="45720" anchor="ctr" anchorCtr="0" upright="1">
+                        <a:noAutofit/>
+                      </wps:bodyPr>
+                    </wps:wsp>
+                  </a:graphicData>
+                </a:graphic>
+                <wp14:sizeRelH relativeFrom="margin">
+                  <wp14:pctWidth>0</wp14:pctWidth>
+                </wp14:sizeRelH>
+                <wp14:sizeRelV relativeFrom="margin">
+                  <wp14:pctHeight>0</wp14:pctHeight>
+                </wp14:sizeRelV>
+              </wp:anchor>
+            </w:drawing>
+          </mc:Choice>
+          <mc:Fallback>
+            <w:pict>
+              <v:roundrect w14:anchorId="59822EA0" id="Forme automatique 2" o:spid="_x0000_s1027" style="position:absolute;left:0;text-align:left;margin-left:228.1pt;margin-top:-40.9pt;width:90.55pt;height:358.1pt;rotation:90;z-index:251663360;visibility:visible;mso-wrap-style:square;mso-width-percent:0;mso-height-percent:0;mso-wrap-distance-left:10.8pt;mso-wrap-distance-top:7.2pt;mso-wrap-distance-right:10.8pt;mso-wrap-distance-bottom:7.2pt;mso-position-horizontal:absolute;mso-position-horizontal-relative:margin;mso-position-vertical:absolute;mso-position-vertical-relative:margin;mso-width-percent:0;mso-height-percent:0;mso-width-relative:margin;mso-height-relative:margin;v-text-anchor:middle" arcsize="8541f" o:gfxdata="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" o:allowincell="f" fillcolor="#da4232" stroked="f">
+                <v:textbox>
+                  <w:txbxContent>
+                    <w:p>
+                      <w:r>
+                        <w:t xml:space="preserve">Attention : seule la base client est modifiée. Pour envoyer les modifications sur le serveur </w:t>
+                      </w:r>
+                      <w:proofErr w:type="spellStart"/>
+                      <w:r>
+                        <w:t>BDUni</w:t>
+                      </w:r>
+                      <w:proofErr w:type="spellEnd"/>
+                      <w:r>
+                        <w:t xml:space="preserve"> il faut le faire par l’intermédiaire du plugin espace collaboratif IGN, en cliquant sur l’enregistrement de la couche (disquette</w:t>
+                      </w:r>
+                      <w:proofErr w:type="gramStart"/>
+                      <w:r>
+                        <w:t>):</w:t>
+                      </w:r>
+                      <w:proofErr w:type="gramEnd"/>
+                    </w:p>
+                    <w:p>
+                      <w:pPr>
+                        <w:jc w:val="center"/>
+                        <w:rPr>
+                          <w:rFonts w:asciiTheme="majorHAnsi" w:eastAsiaTheme="majorEastAsia" w:hAnsiTheme="majorHAnsi" w:cstheme="majorBidi"/>
+                          <w:i/>
+                          <w:iCs/>
+                          <w:color w:val="FFFFFF" w:themeColor="background1"/>
+                          <w:sz w:val="28"/>
+                          <w:szCs w:val="28"/>
+                        </w:rPr>
+                      </w:pPr>
+                      <w:r>
+                        <w:rPr>
+                          <w:noProof/>
+                        </w:rPr>
+                        <w:drawing>
+                          <wp:inline distT="0" distB="0" distL="0" distR="0" wp14:anchorId="7A1AE8EA" wp14:editId="75666126">
+                            <wp:extent cx="1152525" cy="409575"/>
+                            <wp:effectExtent l="0" t="0" r="9525" b="9525"/>
+                            <wp:docPr id="25" name="Image 25"/>
+                            <wp:cNvGraphicFramePr>
+                              <a:graphicFrameLocks xmlns:a="http://schemas.openxmlformats.org/drawingml/2006/main" noChangeAspect="1"/>
+                            </wp:cNvGraphicFramePr>
+                            <a:graphic xmlns:a="http://schemas.openxmlformats.org/drawingml/2006/main">
+                              <a:graphicData uri="http://schemas.openxmlformats.org/drawingml/2006/picture">
+                                <pic:pic xmlns:pic="http://schemas.openxmlformats.org/drawingml/2006/picture">
+                                  <pic:nvPicPr>
+                                    <pic:cNvPr id="1" name=""/>
+                                    <pic:cNvPicPr/>
+                                  </pic:nvPicPr>
+                                  <pic:blipFill>
+                                    <a:blip r:embed="rId24"/>
+                                    <a:stretch>
+                                      <a:fillRect/>
+                                    </a:stretch>
+                                  </pic:blipFill>
+                                  <pic:spPr>
+                                    <a:xfrm>
+                                      <a:off x="0" y="0"/>
+                                      <a:ext cx="1152525" cy="409575"/>
+                                    </a:xfrm>
+                                    <a:prstGeom prst="rect">
+                                      <a:avLst/>
+                                    </a:prstGeom>
+                                  </pic:spPr>
+                                </pic:pic>
+                              </a:graphicData>
+                            </a:graphic>
+                          </wp:inline>
+                        </w:drawing>
+                      </w:r>
+                      <w:r>
+                        <w:rPr>
+                          <w:rFonts w:asciiTheme="majorHAnsi" w:eastAsiaTheme="majorEastAsia" w:hAnsiTheme="majorHAnsi" w:cstheme="majorBidi"/>
+                          <w:i/>
+                          <w:iCs/>
+                          <w:color w:val="FFFFFF" w:themeColor="background1"/>
+                          <w:sz w:val="28"/>
+                          <w:szCs w:val="28"/>
+                        </w:rPr>
+                        <w:t xml:space="preserve"> </w:t>
+                      </w:r>
+                    </w:p>
+                  </w:txbxContent>
+                </v:textbox>
+                <w10:wrap type="square" anchorx="margin" anchory="margin"/>
+              </v:roundrect>
+            </w:pict>
+          </mc:Fallback>
+        </mc:AlternateContent>
+      </w:r>
       <w:r>
         <w:t>Je clique sur :</w:t>
       </w:r>
@@ -2804,7 +3507,7 @@
                     <pic:cNvPicPr/>
                   </pic:nvPicPr>
                   <pic:blipFill>
-                    <a:blip r:embed="rId17">
+                    <a:blip r:embed="rId18">
                       <a:extLst>
                         <a:ext uri="{28A0092B-C50C-407E-A947-70E740481C1C}">
                           <a14:useLocalDpi xmlns:a14="http://schemas.microsoft.com/office/drawing/2010/main" val="0"/>
@@ -2872,7 +3575,7 @@
                     <pic:cNvPicPr/>
                   </pic:nvPicPr>
                   <pic:blipFill>
-                    <a:blip r:embed="rId21"/>
+                    <a:blip r:embed="rId25"/>
                     <a:stretch>
                       <a:fillRect/>
                     </a:stretch>
@@ -2901,63 +3604,65 @@
     <w:p>
       <w:pPr>
         <w:pStyle w:val="Paragraphedeliste"/>
-        <w:numPr>
-          <w:ilvl w:val="0"/>
-          <w:numId w:val="49"/>
-        </w:numPr>
-      </w:pPr>
-      <w:r>
-        <w:t xml:space="preserve">J’enregistre les modifications de la couche en cliquant sur </w:t>
-      </w:r>
-      <w:r>
-        <w:rPr>
-          <w:noProof/>
-        </w:rPr>
-        <w:drawing>
-          <wp:inline distT="0" distB="0" distL="0" distR="0" wp14:anchorId="4E9642B0" wp14:editId="758942C2">
-            <wp:extent cx="257211" cy="266737"/>
-            <wp:effectExtent l="0" t="0" r="9525" b="0"/>
-            <wp:docPr id="22" name="Image 22"/>
-            <wp:cNvGraphicFramePr>
-              <a:graphicFrameLocks xmlns:a="http://schemas.openxmlformats.org/drawingml/2006/main" noChangeAspect="1"/>
-            </wp:cNvGraphicFramePr>
-            <a:graphic xmlns:a="http://schemas.openxmlformats.org/drawingml/2006/main">
-              <a:graphicData uri="http://schemas.openxmlformats.org/drawingml/2006/picture">
-                <pic:pic xmlns:pic="http://schemas.openxmlformats.org/drawingml/2006/picture">
-                  <pic:nvPicPr>
-                    <pic:cNvPr id="22" name="Image 22"/>
-                    <pic:cNvPicPr/>
-                  </pic:nvPicPr>
-                  <pic:blipFill>
-                    <a:blip r:embed="rId22">
-                      <a:extLst>
-                        <a:ext uri="{28A0092B-C50C-407E-A947-70E740481C1C}">
-                          <a14:useLocalDpi xmlns:a14="http://schemas.microsoft.com/office/drawing/2010/main" val="0"/>
-                        </a:ext>
-                      </a:extLst>
-                    </a:blip>
-                    <a:stretch>
-                      <a:fillRect/>
-                    </a:stretch>
-                  </pic:blipFill>
-                  <pic:spPr>
-                    <a:xfrm>
-                      <a:off x="0" y="0"/>
-                      <a:ext cx="257211" cy="266737"/>
-                    </a:xfrm>
-                    <a:prstGeom prst="rect">
-                      <a:avLst/>
-                    </a:prstGeom>
-                  </pic:spPr>
-                </pic:pic>
-              </a:graphicData>
-            </a:graphic>
-          </wp:inline>
-        </w:drawing>
-      </w:r>
-      <w:r>
-        <w:t xml:space="preserve"> dans la barre d’outils de QGis</w:t>
-      </w:r>
+      </w:pPr>
+      <w:r>
+        <w:t xml:space="preserve"> </w:t>
+      </w:r>
+    </w:p>
+    <w:p>
+      <w:pPr>
+        <w:pStyle w:val="Paragraphedeliste"/>
+      </w:pPr>
+    </w:p>
+    <w:p>
+      <w:pPr>
+        <w:pStyle w:val="Paragraphedeliste"/>
+      </w:pPr>
+    </w:p>
+    <w:p>
+      <w:pPr>
+        <w:pStyle w:val="Paragraphedeliste"/>
+      </w:pPr>
+    </w:p>
+    <w:p>
+      <w:pPr>
+        <w:pStyle w:val="Paragraphedeliste"/>
+      </w:pPr>
+    </w:p>
+    <w:p>
+      <w:pPr>
+        <w:pStyle w:val="Paragraphedeliste"/>
+      </w:pPr>
+    </w:p>
+    <w:p>
+      <w:pPr>
+        <w:pStyle w:val="Paragraphedeliste"/>
+      </w:pPr>
+    </w:p>
+    <w:p>
+      <w:pPr>
+        <w:pStyle w:val="Paragraphedeliste"/>
+      </w:pPr>
+    </w:p>
+    <w:p>
+      <w:pPr>
+        <w:pStyle w:val="Paragraphedeliste"/>
+      </w:pPr>
+    </w:p>
+    <w:p>
+      <w:pPr>
+        <w:pStyle w:val="Paragraphedeliste"/>
+      </w:pPr>
+    </w:p>
+    <w:p>
+      <w:pPr>
+        <w:pStyle w:val="Paragraphedeliste"/>
+      </w:pPr>
+    </w:p>
+    <w:p>
+      <w:pPr>
+        <w:pStyle w:val="Paragraphedeliste"/>
+      </w:pPr>
     </w:p>
     <w:p>
       <w:pPr>
@@ -3003,7 +3708,7 @@
                     <pic:cNvPicPr/>
                   </pic:nvPicPr>
                   <pic:blipFill>
-                    <a:blip r:embed="rId23">
+                    <a:blip r:embed="rId26">
                       <a:extLst>
                         <a:ext uri="{28A0092B-C50C-407E-A947-70E740481C1C}">
                           <a14:useLocalDpi xmlns:a14="http://schemas.microsoft.com/office/drawing/2010/main" val="0"/>
@@ -3030,7 +3735,7 @@
         </w:drawing>
       </w:r>
     </w:p>
-    <w:bookmarkEnd w:id="11"/>
+    <w:bookmarkEnd w:id="10"/>
     <w:p>
       <w:pPr>
         <w:rPr>
@@ -3043,13 +3748,25 @@
         </w:rPr>
       </w:pPr>
     </w:p>
+    <w:p>
+      <w:pPr>
+        <w:rPr>
+          <w:rFonts w:asciiTheme="majorHAnsi" w:eastAsiaTheme="majorEastAsia" w:hAnsiTheme="majorHAnsi" w:cstheme="majorBidi"/>
+          <w:i/>
+          <w:iCs/>
+          <w:color w:val="FFFFFF" w:themeColor="background1"/>
+          <w:sz w:val="28"/>
+          <w:szCs w:val="28"/>
+        </w:rPr>
+      </w:pPr>
+    </w:p>
     <w:sectPr>
-      <w:headerReference w:type="even" r:id="rId24"/>
-      <w:headerReference w:type="default" r:id="rId25"/>
-      <w:footerReference w:type="even" r:id="rId26"/>
-      <w:footerReference w:type="default" r:id="rId27"/>
-      <w:headerReference w:type="first" r:id="rId28"/>
-      <w:footerReference w:type="first" r:id="rId29"/>
+      <w:headerReference w:type="even" r:id="rId27"/>
+      <w:headerReference w:type="default" r:id="rId28"/>
+      <w:footerReference w:type="even" r:id="rId29"/>
+      <w:footerReference w:type="default" r:id="rId30"/>
+      <w:headerReference w:type="first" r:id="rId31"/>
+      <w:footerReference w:type="first" r:id="rId32"/>
       <w:pgSz w:w="11906" w:h="16838" w:code="9"/>
       <w:pgMar w:top="851" w:right="924" w:bottom="1616" w:left="1134" w:header="709" w:footer="607" w:gutter="0"/>
       <w:cols w:space="708"/>
@@ -3293,7 +4010,7 @@
             <w:tag w:val="_DCDateCreated"/>
             <w:id w:val="317545533"/>
             <w:dataBinding w:prefixMappings="xmlns:ns0='http://schemas.microsoft.com/office/2006/metadata/properties' xmlns:ns1='http://www.w3.org/2001/XMLSchema-instance' xmlns:ns2='http://schemas.microsoft.com/office/infopath/2007/PartnerControls' xmlns:ns3='a1322699-2fbb-4cce-8aba-176c4fa97253' xmlns:ns4='http://schemas.microsoft.com/sharepoint/v3' xmlns:ns5='http://schemas.microsoft.com/sharepoint/v3/fields' xmlns:ns6='f0ff482e-aa3b-417e-9d65-5f4cb2656651' " w:xpath="/ns0:properties[1]/documentManagement[1]/ns5:_DCDateCreated[1]" w:storeItemID="{1159403A-C237-488E-8C5E-DABF9FCE7043}"/>
-            <w:date w:fullDate="2025-08-25T00:00:00Z">
+            <w:date w:fullDate="2026-01-20T00:00:00Z">
               <w:dateFormat w:val="dd/MM/yyyy"/>
               <w:lid w:val="fr-FR"/>
               <w:storeMappedDataAs w:val="dateTime"/>
@@ -3327,57 +4044,7 @@
                   <w:sz w:val="16"/>
                   <w:szCs w:val="16"/>
                 </w:rPr>
-                <w:t>2</w:t>
-              </w:r>
-              <w:r>
-                <w:rPr>
-                  <w:rFonts w:eastAsia="Calibri"/>
-                  <w:noProof/>
-                  <w:color w:val="002060"/>
-                  <w:sz w:val="16"/>
-                  <w:szCs w:val="16"/>
-                </w:rPr>
-                <w:t>5</w:t>
-              </w:r>
-              <w:r>
-                <w:rPr>
-                  <w:rFonts w:eastAsia="Calibri"/>
-                  <w:noProof/>
-                  <w:color w:val="002060"/>
-                  <w:sz w:val="16"/>
-                  <w:szCs w:val="16"/>
-                </w:rPr>
-                <w:t>/0</w:t>
-              </w:r>
-              <w:r>
-                <w:rPr>
-                  <w:rFonts w:eastAsia="Calibri"/>
-                  <w:noProof/>
-                  <w:color w:val="002060"/>
-                  <w:sz w:val="16"/>
-                  <w:szCs w:val="16"/>
-                </w:rPr>
-                <w:t>8</w:t>
-              </w:r>
-              <w:r>
-                <w:rPr>
-                  <w:rFonts w:eastAsia="Calibri"/>
-                  <w:noProof/>
-                  <w:color w:val="002060"/>
-                  <w:sz w:val="16"/>
-                  <w:szCs w:val="16"/>
-                </w:rPr>
-                <w:t>/202</w:t>
-              </w:r>
-              <w:r>
-                <w:rPr>
-                  <w:rFonts w:eastAsia="Calibri"/>
-                  <w:noProof/>
-                  <w:color w:val="002060"/>
-                  <w:sz w:val="16"/>
-                  <w:szCs w:val="16"/>
-                </w:rPr>
-                <w:t>5</w:t>
+                <w:t>20/01/2026</w:t>
               </w:r>
             </w:p>
           </w:sdtContent>
@@ -3658,7 +4325,7 @@
         <v:path o:extrusionok="f" gradientshapeok="t" o:connecttype="rect"/>
         <o:lock v:ext="edit" aspectratio="t"/>
       </v:shapetype>
-      <v:shape id="_x0000_i1041" type="#_x0000_t75" style="width:30.75pt;height:52.5pt" o:bullet="t">
+      <v:shape id="_x0000_i1071" type="#_x0000_t75" style="width:30.8pt;height:52.7pt" o:bullet="t">
         <v:imagedata r:id="rId1" o:title="puce"/>
       </v:shape>
     </w:pict>
@@ -4212,6 +4879,95 @@
     </w:lvl>
   </w:abstractNum>
   <w:abstractNum w:abstractNumId="10" w15:restartNumberingAfterBreak="0">
+    <w:nsid w:val="271B7E57"/>
+    <w:multiLevelType w:val="hybridMultilevel"/>
+    <w:tmpl w:val="5AECA858"/>
+    <w:lvl w:ilvl="0" w:tplc="9A6A3C44">
+      <w:start w:val="4"/>
+      <w:numFmt w:val="decimal"/>
+      <w:lvlText w:val="%1"/>
+      <w:lvlJc w:val="left"/>
+      <w:pPr>
+        <w:ind w:left="720" w:hanging="360"/>
+      </w:pPr>
+      <w:rPr>
+        <w:rFonts w:hint="default"/>
+      </w:rPr>
+    </w:lvl>
+    <w:lvl w:ilvl="1" w:tplc="040C0019" w:tentative="1">
+      <w:start w:val="1"/>
+      <w:numFmt w:val="lowerLetter"/>
+      <w:lvlText w:val="%2."/>
+      <w:lvlJc w:val="left"/>
+      <w:pPr>
+        <w:ind w:left="1440" w:hanging="360"/>
+      </w:pPr>
+    </w:lvl>
+    <w:lvl w:ilvl="2" w:tplc="040C001B" w:tentative="1">
+      <w:start w:val="1"/>
+      <w:numFmt w:val="lowerRoman"/>
+      <w:lvlText w:val="%3."/>
+      <w:lvlJc w:val="right"/>
+      <w:pPr>
+        <w:ind w:left="2160" w:hanging="180"/>
+      </w:pPr>
+    </w:lvl>
+    <w:lvl w:ilvl="3" w:tplc="040C000F" w:tentative="1">
+      <w:start w:val="1"/>
+      <w:numFmt w:val="decimal"/>
+      <w:lvlText w:val="%4."/>
+      <w:lvlJc w:val="left"/>
+      <w:pPr>
+        <w:ind w:left="2880" w:hanging="360"/>
+      </w:pPr>
+    </w:lvl>
+    <w:lvl w:ilvl="4" w:tplc="040C0019" w:tentative="1">
+      <w:start w:val="1"/>
+      <w:numFmt w:val="lowerLetter"/>
+      <w:lvlText w:val="%5."/>
+      <w:lvlJc w:val="left"/>
+      <w:pPr>
+        <w:ind w:left="3600" w:hanging="360"/>
+      </w:pPr>
+    </w:lvl>
+    <w:lvl w:ilvl="5" w:tplc="040C001B" w:tentative="1">
+      <w:start w:val="1"/>
+      <w:numFmt w:val="lowerRoman"/>
+      <w:lvlText w:val="%6."/>
+      <w:lvlJc w:val="right"/>
+      <w:pPr>
+        <w:ind w:left="4320" w:hanging="180"/>
+      </w:pPr>
+    </w:lvl>
+    <w:lvl w:ilvl="6" w:tplc="040C000F" w:tentative="1">
+      <w:start w:val="1"/>
+      <w:numFmt w:val="decimal"/>
+      <w:lvlText w:val="%7."/>
+      <w:lvlJc w:val="left"/>
+      <w:pPr>
+        <w:ind w:left="5040" w:hanging="360"/>
+      </w:pPr>
+    </w:lvl>
+    <w:lvl w:ilvl="7" w:tplc="040C0019" w:tentative="1">
+      <w:start w:val="1"/>
+      <w:numFmt w:val="lowerLetter"/>
+      <w:lvlText w:val="%8."/>
+      <w:lvlJc w:val="left"/>
+      <w:pPr>
+        <w:ind w:left="5760" w:hanging="360"/>
+      </w:pPr>
+    </w:lvl>
+    <w:lvl w:ilvl="8" w:tplc="040C001B" w:tentative="1">
+      <w:start w:val="1"/>
+      <w:numFmt w:val="lowerRoman"/>
+      <w:lvlText w:val="%9."/>
+      <w:lvlJc w:val="right"/>
+      <w:pPr>
+        <w:ind w:left="6480" w:hanging="180"/>
+      </w:pPr>
+    </w:lvl>
+  </w:abstractNum>
+  <w:abstractNum w:abstractNumId="11" w15:restartNumberingAfterBreak="0">
     <w:nsid w:val="2A192A7F"/>
     <w:multiLevelType w:val="multilevel"/>
     <w:tmpl w:val="182829B0"/>
@@ -4458,7 +5214,7 @@
       </w:pPr>
     </w:lvl>
   </w:abstractNum>
-  <w:abstractNum w:abstractNumId="11" w15:restartNumberingAfterBreak="0">
+  <w:abstractNum w:abstractNumId="12" w15:restartNumberingAfterBreak="0">
     <w:nsid w:val="302C40E6"/>
     <w:multiLevelType w:val="multilevel"/>
     <w:tmpl w:val="040C001F"/>
@@ -4548,7 +5304,7 @@
       </w:pPr>
     </w:lvl>
   </w:abstractNum>
-  <w:abstractNum w:abstractNumId="12" w15:restartNumberingAfterBreak="0">
+  <w:abstractNum w:abstractNumId="13" w15:restartNumberingAfterBreak="0">
     <w:nsid w:val="39F3535D"/>
     <w:multiLevelType w:val="multilevel"/>
     <w:tmpl w:val="040C001D"/>
@@ -4634,7 +5390,7 @@
       </w:pPr>
     </w:lvl>
   </w:abstractNum>
-  <w:abstractNum w:abstractNumId="13" w15:restartNumberingAfterBreak="0">
+  <w:abstractNum w:abstractNumId="14" w15:restartNumberingAfterBreak="0">
     <w:nsid w:val="3A9104DE"/>
     <w:multiLevelType w:val="hybridMultilevel"/>
     <w:tmpl w:val="039CE492"/>
@@ -4774,7 +5530,7 @@
       </w:rPr>
     </w:lvl>
   </w:abstractNum>
-  <w:abstractNum w:abstractNumId="14" w15:restartNumberingAfterBreak="0">
+  <w:abstractNum w:abstractNumId="15" w15:restartNumberingAfterBreak="0">
     <w:nsid w:val="3C873807"/>
     <w:multiLevelType w:val="hybridMultilevel"/>
     <w:tmpl w:val="2304C73C"/>
@@ -4888,7 +5644,7 @@
       </w:rPr>
     </w:lvl>
   </w:abstractNum>
-  <w:abstractNum w:abstractNumId="15" w15:restartNumberingAfterBreak="0">
+  <w:abstractNum w:abstractNumId="16" w15:restartNumberingAfterBreak="0">
     <w:nsid w:val="3E9F19C0"/>
     <w:multiLevelType w:val="hybridMultilevel"/>
     <w:tmpl w:val="A4BE893C"/>
@@ -5000,7 +5756,7 @@
       </w:rPr>
     </w:lvl>
   </w:abstractNum>
-  <w:abstractNum w:abstractNumId="16" w15:restartNumberingAfterBreak="0">
+  <w:abstractNum w:abstractNumId="17" w15:restartNumberingAfterBreak="0">
     <w:nsid w:val="405E24A3"/>
     <w:multiLevelType w:val="multilevel"/>
     <w:tmpl w:val="040C0023"/>
@@ -5087,7 +5843,7 @@
       </w:pPr>
     </w:lvl>
   </w:abstractNum>
-  <w:abstractNum w:abstractNumId="17" w15:restartNumberingAfterBreak="0">
+  <w:abstractNum w:abstractNumId="18" w15:restartNumberingAfterBreak="0">
     <w:nsid w:val="43BD6EB3"/>
     <w:multiLevelType w:val="hybridMultilevel"/>
     <w:tmpl w:val="3AC2ABFA"/>
@@ -5173,7 +5929,7 @@
       </w:pPr>
     </w:lvl>
   </w:abstractNum>
-  <w:abstractNum w:abstractNumId="18" w15:restartNumberingAfterBreak="0">
+  <w:abstractNum w:abstractNumId="19" w15:restartNumberingAfterBreak="0">
     <w:nsid w:val="4575583E"/>
     <w:multiLevelType w:val="hybridMultilevel"/>
     <w:tmpl w:val="DCC879DC"/>
@@ -5285,7 +6041,7 @@
       </w:rPr>
     </w:lvl>
   </w:abstractNum>
-  <w:abstractNum w:abstractNumId="19" w15:restartNumberingAfterBreak="0">
+  <w:abstractNum w:abstractNumId="20" w15:restartNumberingAfterBreak="0">
     <w:nsid w:val="46D35171"/>
     <w:multiLevelType w:val="hybridMultilevel"/>
     <w:tmpl w:val="3E1E9588"/>
@@ -5426,7 +6182,7 @@
       </w:rPr>
     </w:lvl>
   </w:abstractNum>
-  <w:abstractNum w:abstractNumId="20" w15:restartNumberingAfterBreak="0">
+  <w:abstractNum w:abstractNumId="21" w15:restartNumberingAfterBreak="0">
     <w:nsid w:val="493C48F3"/>
     <w:multiLevelType w:val="hybridMultilevel"/>
     <w:tmpl w:val="A1441510"/>
@@ -5541,7 +6297,7 @@
       </w:rPr>
     </w:lvl>
   </w:abstractNum>
-  <w:abstractNum w:abstractNumId="21" w15:restartNumberingAfterBreak="0">
+  <w:abstractNum w:abstractNumId="22" w15:restartNumberingAfterBreak="0">
     <w:nsid w:val="4C3D1162"/>
     <w:multiLevelType w:val="hybridMultilevel"/>
     <w:tmpl w:val="771A7EA2"/>
@@ -5654,7 +6410,7 @@
       </w:rPr>
     </w:lvl>
   </w:abstractNum>
-  <w:abstractNum w:abstractNumId="22" w15:restartNumberingAfterBreak="0">
+  <w:abstractNum w:abstractNumId="23" w15:restartNumberingAfterBreak="0">
     <w:nsid w:val="4E887E10"/>
     <w:multiLevelType w:val="hybridMultilevel"/>
     <w:tmpl w:val="0B2AC3E4"/>
@@ -5768,7 +6524,7 @@
       </w:rPr>
     </w:lvl>
   </w:abstractNum>
-  <w:abstractNum w:abstractNumId="23" w15:restartNumberingAfterBreak="0">
+  <w:abstractNum w:abstractNumId="24" w15:restartNumberingAfterBreak="0">
     <w:nsid w:val="51A26798"/>
     <w:multiLevelType w:val="hybridMultilevel"/>
     <w:tmpl w:val="EC728E10"/>
@@ -5908,7 +6664,7 @@
       </w:rPr>
     </w:lvl>
   </w:abstractNum>
-  <w:abstractNum w:abstractNumId="24" w15:restartNumberingAfterBreak="0">
+  <w:abstractNum w:abstractNumId="25" w15:restartNumberingAfterBreak="0">
     <w:nsid w:val="5913664A"/>
     <w:multiLevelType w:val="hybridMultilevel"/>
     <w:tmpl w:val="DDB4F73A"/>
@@ -6023,7 +6779,7 @@
       </w:rPr>
     </w:lvl>
   </w:abstractNum>
-  <w:abstractNum w:abstractNumId="25" w15:restartNumberingAfterBreak="0">
+  <w:abstractNum w:abstractNumId="26" w15:restartNumberingAfterBreak="0">
     <w:nsid w:val="5A9D0866"/>
     <w:multiLevelType w:val="hybridMultilevel"/>
     <w:tmpl w:val="AA888CE2"/>
@@ -6138,7 +6894,7 @@
       </w:rPr>
     </w:lvl>
   </w:abstractNum>
-  <w:abstractNum w:abstractNumId="26" w15:restartNumberingAfterBreak="0">
+  <w:abstractNum w:abstractNumId="27" w15:restartNumberingAfterBreak="0">
     <w:nsid w:val="655259C8"/>
     <w:multiLevelType w:val="hybridMultilevel"/>
     <w:tmpl w:val="0FEE5AD8"/>
@@ -6252,7 +7008,7 @@
       </w:rPr>
     </w:lvl>
   </w:abstractNum>
-  <w:abstractNum w:abstractNumId="27" w15:restartNumberingAfterBreak="0">
+  <w:abstractNum w:abstractNumId="28" w15:restartNumberingAfterBreak="0">
     <w:nsid w:val="69FE70D9"/>
     <w:multiLevelType w:val="hybridMultilevel"/>
     <w:tmpl w:val="F2043FD8"/>
@@ -6367,7 +7123,7 @@
       </w:rPr>
     </w:lvl>
   </w:abstractNum>
-  <w:abstractNum w:abstractNumId="28" w15:restartNumberingAfterBreak="0">
+  <w:abstractNum w:abstractNumId="29" w15:restartNumberingAfterBreak="0">
     <w:nsid w:val="6BE74CB6"/>
     <w:multiLevelType w:val="hybridMultilevel"/>
     <w:tmpl w:val="77F2DCEA"/>
@@ -6456,7 +7212,7 @@
       </w:pPr>
     </w:lvl>
   </w:abstractNum>
-  <w:abstractNum w:abstractNumId="29" w15:restartNumberingAfterBreak="0">
+  <w:abstractNum w:abstractNumId="30" w15:restartNumberingAfterBreak="0">
     <w:nsid w:val="7379389B"/>
     <w:multiLevelType w:val="hybridMultilevel"/>
     <w:tmpl w:val="4702A67E"/>
@@ -6598,7 +7354,7 @@
       </w:rPr>
     </w:lvl>
   </w:abstractNum>
-  <w:abstractNum w:abstractNumId="30" w15:restartNumberingAfterBreak="0">
+  <w:abstractNum w:abstractNumId="31" w15:restartNumberingAfterBreak="0">
     <w:nsid w:val="7F1A4E6B"/>
     <w:multiLevelType w:val="hybridMultilevel"/>
     <w:tmpl w:val="59744A7E"/>
@@ -6714,55 +7470,55 @@
     </w:lvl>
   </w:abstractNum>
   <w:num w:numId="1">
-    <w:abstractNumId w:val="29"/>
+    <w:abstractNumId w:val="30"/>
   </w:num>
   <w:num w:numId="2">
     <w:abstractNumId w:val="6"/>
   </w:num>
   <w:num w:numId="3">
-    <w:abstractNumId w:val="23"/>
+    <w:abstractNumId w:val="24"/>
   </w:num>
   <w:num w:numId="4">
-    <w:abstractNumId w:val="13"/>
+    <w:abstractNumId w:val="14"/>
   </w:num>
   <w:num w:numId="5">
-    <w:abstractNumId w:val="17"/>
+    <w:abstractNumId w:val="18"/>
   </w:num>
   <w:num w:numId="6">
     <w:abstractNumId w:val="9"/>
   </w:num>
   <w:num w:numId="7">
-    <w:abstractNumId w:val="10"/>
+    <w:abstractNumId w:val="11"/>
   </w:num>
   <w:num w:numId="8">
-    <w:abstractNumId w:val="30"/>
+    <w:abstractNumId w:val="31"/>
   </w:num>
   <w:num w:numId="9">
-    <w:abstractNumId w:val="27"/>
+    <w:abstractNumId w:val="28"/>
   </w:num>
   <w:num w:numId="10">
-    <w:abstractNumId w:val="20"/>
+    <w:abstractNumId w:val="21"/>
   </w:num>
   <w:num w:numId="11">
-    <w:abstractNumId w:val="26"/>
+    <w:abstractNumId w:val="27"/>
   </w:num>
   <w:num w:numId="12">
     <w:abstractNumId w:val="8"/>
   </w:num>
   <w:num w:numId="13">
-    <w:abstractNumId w:val="19"/>
+    <w:abstractNumId w:val="20"/>
   </w:num>
   <w:num w:numId="14">
-    <w:abstractNumId w:val="25"/>
+    <w:abstractNumId w:val="26"/>
   </w:num>
   <w:num w:numId="15">
-    <w:abstractNumId w:val="11"/>
+    <w:abstractNumId w:val="12"/>
   </w:num>
   <w:num w:numId="16">
-    <w:abstractNumId w:val="12"/>
+    <w:abstractNumId w:val="13"/>
   </w:num>
   <w:num w:numId="17">
-    <w:abstractNumId w:val="16"/>
+    <w:abstractNumId w:val="17"/>
   </w:num>
   <w:num w:numId="18">
     <w:abstractNumId w:val="4"/>
@@ -6783,82 +7539,85 @@
     <w:abstractNumId w:val="0"/>
   </w:num>
   <w:num w:numId="24">
-    <w:abstractNumId w:val="14"/>
+    <w:abstractNumId w:val="15"/>
   </w:num>
   <w:num w:numId="25">
-    <w:abstractNumId w:val="22"/>
+    <w:abstractNumId w:val="23"/>
   </w:num>
   <w:num w:numId="26">
-    <w:abstractNumId w:val="24"/>
+    <w:abstractNumId w:val="25"/>
   </w:num>
   <w:num w:numId="27">
-    <w:abstractNumId w:val="10"/>
+    <w:abstractNumId w:val="11"/>
   </w:num>
   <w:num w:numId="28">
-    <w:abstractNumId w:val="10"/>
+    <w:abstractNumId w:val="11"/>
   </w:num>
   <w:num w:numId="29">
-    <w:abstractNumId w:val="10"/>
+    <w:abstractNumId w:val="11"/>
   </w:num>
   <w:num w:numId="30">
-    <w:abstractNumId w:val="10"/>
+    <w:abstractNumId w:val="11"/>
   </w:num>
   <w:num w:numId="31">
-    <w:abstractNumId w:val="10"/>
+    <w:abstractNumId w:val="11"/>
   </w:num>
   <w:num w:numId="32">
-    <w:abstractNumId w:val="10"/>
+    <w:abstractNumId w:val="11"/>
   </w:num>
   <w:num w:numId="33">
-    <w:abstractNumId w:val="10"/>
+    <w:abstractNumId w:val="11"/>
   </w:num>
   <w:num w:numId="34">
-    <w:abstractNumId w:val="10"/>
+    <w:abstractNumId w:val="11"/>
   </w:num>
   <w:num w:numId="35">
-    <w:abstractNumId w:val="10"/>
+    <w:abstractNumId w:val="11"/>
   </w:num>
   <w:num w:numId="36">
-    <w:abstractNumId w:val="10"/>
+    <w:abstractNumId w:val="11"/>
   </w:num>
   <w:num w:numId="37">
-    <w:abstractNumId w:val="10"/>
+    <w:abstractNumId w:val="11"/>
   </w:num>
   <w:num w:numId="38">
-    <w:abstractNumId w:val="10"/>
+    <w:abstractNumId w:val="11"/>
   </w:num>
   <w:num w:numId="39">
-    <w:abstractNumId w:val="10"/>
+    <w:abstractNumId w:val="11"/>
   </w:num>
   <w:num w:numId="40">
-    <w:abstractNumId w:val="10"/>
+    <w:abstractNumId w:val="11"/>
   </w:num>
   <w:num w:numId="41">
-    <w:abstractNumId w:val="10"/>
+    <w:abstractNumId w:val="11"/>
   </w:num>
   <w:num w:numId="42">
-    <w:abstractNumId w:val="10"/>
+    <w:abstractNumId w:val="11"/>
   </w:num>
   <w:num w:numId="43">
-    <w:abstractNumId w:val="10"/>
+    <w:abstractNumId w:val="11"/>
   </w:num>
   <w:num w:numId="44">
-    <w:abstractNumId w:val="10"/>
+    <w:abstractNumId w:val="11"/>
   </w:num>
   <w:num w:numId="45">
-    <w:abstractNumId w:val="15"/>
+    <w:abstractNumId w:val="16"/>
   </w:num>
   <w:num w:numId="46">
     <w:abstractNumId w:val="7"/>
   </w:num>
   <w:num w:numId="47">
-    <w:abstractNumId w:val="21"/>
+    <w:abstractNumId w:val="22"/>
   </w:num>
   <w:num w:numId="48">
-    <w:abstractNumId w:val="18"/>
+    <w:abstractNumId w:val="19"/>
   </w:num>
   <w:num w:numId="49">
-    <w:abstractNumId w:val="28"/>
+    <w:abstractNumId w:val="29"/>
+  </w:num>
+  <w:num w:numId="50">
+    <w:abstractNumId w:val="10"/>
   </w:num>
 </w:numbering>
 </file>
@@ -8629,7 +9388,7 @@
     <w:charset w:val="00"/>
     <w:family w:val="swiss"/>
     <w:pitch w:val="variable"/>
-    <w:sig w:usb0="E4002EFF" w:usb1="C000247B" w:usb2="00000009" w:usb3="00000000" w:csb0="000001FF" w:csb1="00000000"/>
+    <w:sig w:usb0="E4002EFF" w:usb1="C200247B" w:usb2="00000009" w:usb3="00000000" w:csb0="000001FF" w:csb1="00000000"/>
   </w:font>
   <w:font w:name="Tahoma">
     <w:panose1 w:val="020B0604030504040204"/>
@@ -8657,7 +9416,7 @@
     <w:charset w:val="00"/>
     <w:family w:val="swiss"/>
     <w:pitch w:val="variable"/>
-    <w:sig w:usb0="E4002EFF" w:usb1="C000247B" w:usb2="00000009" w:usb3="00000000" w:csb0="000001FF" w:csb1="00000000"/>
+    <w:sig w:usb0="E4002EFF" w:usb1="C200247B" w:usb2="00000009" w:usb3="00000000" w:csb0="000001FF" w:csb1="00000000"/>
   </w:font>
 </w:fonts>
 </file>
@@ -8711,7 +9470,9 @@
     <w:rsid w:val="00CA38A7"/>
     <w:rsid w:val="00D7017E"/>
     <w:rsid w:val="00DB2D73"/>
+    <w:rsid w:val="00DF1505"/>
     <w:rsid w:val="00F04089"/>
+    <w:rsid w:val="00F14153"/>
     <w:rsid w:val="00F349D7"/>
     <w:rsid w:val="00F66CA9"/>
     <w:rsid w:val="00FD3CB2"/>
@@ -9481,29 +10242,6 @@
 </file>
 
 <file path=customXml/item1.xml><?xml version="1.0" encoding="utf-8"?>
-<b:Sources xmlns:b="http://schemas.openxmlformats.org/officeDocument/2006/bibliography" xmlns="http://schemas.openxmlformats.org/officeDocument/2006/bibliography" SelectedStyle="\APA.XSL" StyleName="APA"/>
-</file>
-
-<file path=customXml/item2.xml><?xml version="1.0" encoding="utf-8"?>
-<?mso-contentType ?>
-<FormTemplates xmlns="http://schemas.microsoft.com/sharepoint/v3/contenttype/forms">
-  <Display>DocumentLibraryForm</Display>
-  <Edit>DocumentLibraryForm</Edit>
-  <New>DocumentLibraryForm</New>
-</FormTemplates>
-</file>
-
-<file path=customXml/item3.xml><?xml version="1.0" encoding="utf-8"?>
-<p:properties xmlns:p="http://schemas.microsoft.com/office/2006/metadata/properties" xmlns:xsi="http://www.w3.org/2001/XMLSchema-instance" xmlns:pc="http://schemas.microsoft.com/office/infopath/2007/PartnerControls">
-  <documentManagement>
-    <lcf76f155ced4ddcb4097134ff3c332f xmlns="b295003c-aa87-407e-9024-fdee4e88f6fa">
-      <Terms xmlns="http://schemas.microsoft.com/office/infopath/2007/PartnerControls"/>
-    </lcf76f155ced4ddcb4097134ff3c332f>
-  </documentManagement>
-</p:properties>
-</file>
-
-<file path=customXml/item4.xml><?xml version="1.0" encoding="utf-8"?>
 <ct:contentTypeSchema xmlns:ct="http://schemas.microsoft.com/office/2006/metadata/contentType" xmlns:ma="http://schemas.microsoft.com/office/2006/metadata/properties/metaAttributes" ct:_="" ma:_="" ma:contentTypeName="Document" ma:contentTypeID="0x010100A3FA4CB5114F4B43B99F0B6DC8751D90" ma:contentTypeVersion="10" ma:contentTypeDescription="Crée un document." ma:contentTypeScope="" ma:versionID="501205be520febb413c56432ff8e6df1">
   <xsd:schema xmlns:xsd="http://www.w3.org/2001/XMLSchema" xmlns:xs="http://www.w3.org/2001/XMLSchema" xmlns:p="http://schemas.microsoft.com/office/2006/metadata/properties" xmlns:ns2="b295003c-aa87-407e-9024-fdee4e88f6fa" targetNamespace="http://schemas.microsoft.com/office/2006/metadata/properties" ma:root="true" ma:fieldsID="0378f5bf275aa5e8e5bb75b38d3da7db" ns2:_="">
     <xsd:import namespace="b295003c-aa87-407e-9024-fdee4e88f6fa"/>
@@ -9681,33 +10419,30 @@
 </ct:contentTypeSchema>
 </file>
 
-<file path=customXml/itemProps1.xml><?xml version="1.0" encoding="utf-8"?>
-<ds:datastoreItem xmlns:ds="http://schemas.openxmlformats.org/officeDocument/2006/customXml" ds:itemID="{0FF0F878-5F0F-460C-9013-40E72731A637}">
-  <ds:schemaRefs>
-    <ds:schemaRef ds:uri="http://schemas.openxmlformats.org/officeDocument/2006/bibliography"/>
-  </ds:schemaRefs>
-</ds:datastoreItem>
+<file path=customXml/item2.xml><?xml version="1.0" encoding="utf-8"?>
+<b:Sources xmlns:b="http://schemas.openxmlformats.org/officeDocument/2006/bibliography" xmlns="http://schemas.openxmlformats.org/officeDocument/2006/bibliography" SelectedStyle="\APA.XSL" StyleName="APA"/>
 </file>
 
-<file path=customXml/itemProps2.xml><?xml version="1.0" encoding="utf-8"?>
-<ds:datastoreItem xmlns:ds="http://schemas.openxmlformats.org/officeDocument/2006/customXml" ds:itemID="{EEE2973D-7DD7-4773-855D-5CAD81242BDE}">
-  <ds:schemaRefs>
-    <ds:schemaRef ds:uri="http://schemas.microsoft.com/sharepoint/v3/contenttype/forms"/>
-  </ds:schemaRefs>
-</ds:datastoreItem>
+<file path=customXml/item3.xml><?xml version="1.0" encoding="utf-8"?>
+<?mso-contentType ?>
+<FormTemplates xmlns="http://schemas.microsoft.com/sharepoint/v3/contenttype/forms">
+  <Display>DocumentLibraryForm</Display>
+  <Edit>DocumentLibraryForm</Edit>
+  <New>DocumentLibraryForm</New>
+</FormTemplates>
 </file>
 
-<file path=customXml/itemProps3.xml><?xml version="1.0" encoding="utf-8"?>
-<ds:datastoreItem xmlns:ds="http://schemas.openxmlformats.org/officeDocument/2006/customXml" ds:itemID="{1159403A-C237-488E-8C5E-DABF9FCE7043}">
-  <ds:schemaRefs>
-    <ds:schemaRef ds:uri="http://schemas.microsoft.com/office/2006/metadata/properties"/>
-    <ds:schemaRef ds:uri="http://schemas.microsoft.com/office/infopath/2007/PartnerControls"/>
-    <ds:schemaRef ds:uri="b295003c-aa87-407e-9024-fdee4e88f6fa"/>
-  </ds:schemaRefs>
-</ds:datastoreItem>
+<file path=customXml/item4.xml><?xml version="1.0" encoding="utf-8"?>
+<p:properties xmlns:p="http://schemas.microsoft.com/office/2006/metadata/properties" xmlns:xsi="http://www.w3.org/2001/XMLSchema-instance" xmlns:pc="http://schemas.microsoft.com/office/infopath/2007/PartnerControls">
+  <documentManagement>
+    <lcf76f155ced4ddcb4097134ff3c332f xmlns="b295003c-aa87-407e-9024-fdee4e88f6fa">
+      <Terms xmlns="http://schemas.microsoft.com/office/infopath/2007/PartnerControls"/>
+    </lcf76f155ced4ddcb4097134ff3c332f>
+  </documentManagement>
+</p:properties>
 </file>
 
-<file path=customXml/itemProps4.xml><?xml version="1.0" encoding="utf-8"?>
+<file path=customXml/itemProps1.xml><?xml version="1.0" encoding="utf-8"?>
 <ds:datastoreItem xmlns:ds="http://schemas.openxmlformats.org/officeDocument/2006/customXml" ds:itemID="{15B44F83-286F-41C1-A87D-D9F5E51288E0}">
   <ds:schemaRefs>
     <ds:schemaRef ds:uri="http://schemas.microsoft.com/office/2006/metadata/contentType"/>
@@ -9723,4 +10458,30 @@
     <ds:schemaRef ds:uri="http://schemas.microsoft.com/internal/obd"/>
   </ds:schemaRefs>
 </ds:datastoreItem>
+</file>
+
+<file path=customXml/itemProps2.xml><?xml version="1.0" encoding="utf-8"?>
+<ds:datastoreItem xmlns:ds="http://schemas.openxmlformats.org/officeDocument/2006/customXml" ds:itemID="{0FF0F878-5F0F-460C-9013-40E72731A637}">
+  <ds:schemaRefs>
+    <ds:schemaRef ds:uri="http://schemas.openxmlformats.org/officeDocument/2006/bibliography"/>
+  </ds:schemaRefs>
+</ds:datastoreItem>
+</file>
+
+<file path=customXml/itemProps3.xml><?xml version="1.0" encoding="utf-8"?>
+<ds:datastoreItem xmlns:ds="http://schemas.openxmlformats.org/officeDocument/2006/customXml" ds:itemID="{EEE2973D-7DD7-4773-855D-5CAD81242BDE}">
+  <ds:schemaRefs>
+    <ds:schemaRef ds:uri="http://schemas.microsoft.com/sharepoint/v3/contenttype/forms"/>
+  </ds:schemaRefs>
+</ds:datastoreItem>
+</file>
+
+<file path=customXml/itemProps4.xml><?xml version="1.0" encoding="utf-8"?>
+<ds:datastoreItem xmlns:ds="http://schemas.openxmlformats.org/officeDocument/2006/customXml" ds:itemID="{1159403A-C237-488E-8C5E-DABF9FCE7043}">
+  <ds:schemaRefs>
+    <ds:schemaRef ds:uri="http://schemas.microsoft.com/office/2006/metadata/properties"/>
+    <ds:schemaRef ds:uri="http://schemas.microsoft.com/office/infopath/2007/PartnerControls"/>
+    <ds:schemaRef ds:uri="b295003c-aa87-407e-9024-fdee4e88f6fa"/>
+  </ds:schemaRefs>
+</ds:datastoreItem>
 </file>
--- a/contribution directe (hydro national).docx
+++ b/contribution directe (hydro national).docx
@@ -229,7 +229,7 @@
                 <w:sz w:val="28"/>
                 <w:szCs w:val="28"/>
               </w:rPr>
-              <w:t>0</w:t>
+              <w:t>1</w:t>
             </w:r>
             <w:r>
               <w:rPr>
@@ -2230,6 +2230,9 @@
     </w:p>
     <w:p>
       <w:r>
+        <w:rPr>
+          <w:noProof/>
+        </w:rPr>
         <w:drawing>
           <wp:inline distT="0" distB="0" distL="0" distR="0" wp14:anchorId="64D192A4" wp14:editId="56F38FFE">
             <wp:extent cx="285790" cy="238158"/>
@@ -2267,10 +2270,7 @@
         </w:drawing>
       </w:r>
       <w:r>
-        <w:t xml:space="preserve">  Affiche le sens de numérisation d</w:t>
-      </w:r>
-      <w:r>
-        <w:t>es tronçons hydrographiques</w:t>
+        <w:t xml:space="preserve">  Affiche le sens de numérisation des tronçons hydrographiques</w:t>
       </w:r>
     </w:p>
     <w:p/>
@@ -2679,6 +2679,9 @@
         <w:t xml:space="preserve">                   </w:t>
       </w:r>
       <w:r>
+        <w:rPr>
+          <w:noProof/>
+        </w:rPr>
         <w:drawing>
           <wp:inline distT="0" distB="0" distL="0" distR="0" wp14:anchorId="23105A0D" wp14:editId="20CCC9B7">
             <wp:extent cx="1158240" cy="1848582"/>
@@ -2731,8 +2734,8 @@
       <w:bookmarkStart w:id="7" w:name="_Toc223756091"/>
       <w:bookmarkStart w:id="8" w:name="_Toc223425647"/>
       <w:bookmarkStart w:id="9" w:name="_Toc223756092"/>
-      <w:bookmarkStart w:id="10" w:name="_Toc215049623"/>
-      <w:bookmarkStart w:id="11" w:name="_Toc220058102"/>
+      <w:bookmarkStart w:id="10" w:name="_Toc220058102"/>
+      <w:bookmarkStart w:id="11" w:name="_Toc215049623"/>
       <w:bookmarkEnd w:id="4"/>
       <w:bookmarkEnd w:id="5"/>
       <w:bookmarkEnd w:id="6"/>
@@ -2742,7 +2745,7 @@
       <w:r>
         <w:t>Utilisation</w:t>
       </w:r>
-      <w:bookmarkEnd w:id="11"/>
+      <w:bookmarkEnd w:id="10"/>
     </w:p>
     <w:p>
       <w:pPr>
@@ -3096,6 +3099,9 @@
         <w:jc w:val="center"/>
       </w:pPr>
       <w:r>
+        <w:rPr>
+          <w:noProof/>
+        </w:rPr>
         <w:drawing>
           <wp:inline distT="0" distB="0" distL="0" distR="0" wp14:anchorId="6BA57F23" wp14:editId="7D781E51">
             <wp:extent cx="2266950" cy="2926735"/>
@@ -3192,6 +3198,9 @@
         <w:jc w:val="center"/>
       </w:pPr>
       <w:r>
+        <w:rPr>
+          <w:noProof/>
+        </w:rPr>
         <w:drawing>
           <wp:inline distT="0" distB="0" distL="0" distR="0" wp14:anchorId="1C4A2DA8" wp14:editId="5AE64C4F">
             <wp:extent cx="2818298" cy="3638550"/>
@@ -3289,21 +3298,8 @@
                         <w:txbxContent>
                           <w:p>
                             <w:r>
-                              <w:t xml:space="preserve">Attention : seule la base client est modifiée. Pour envoyer les modifications sur le serveur </w:t>
+                              <w:t>Attention : seule la base client est modifiée. Pour envoyer les modifications sur le serveur BDUni il faut le faire par l’intermédiaire du plugin espace collaboratif IGN, en cliquant sur l’enregistrement de la couche (disquette):</w:t>
                             </w:r>
-                            <w:proofErr w:type="spellStart"/>
-                            <w:r>
-                              <w:t>BDUni</w:t>
-                            </w:r>
-                            <w:proofErr w:type="spellEnd"/>
-                            <w:r>
-                              <w:t xml:space="preserve"> il faut le faire par l’intermédiaire du plugin espace collaboratif IGN, en cliquant sur l’enregistrement de la couche (disquette</w:t>
-                            </w:r>
-                            <w:proofErr w:type="gramStart"/>
-                            <w:r>
-                              <w:t>):</w:t>
-                            </w:r>
-                            <w:proofErr w:type="gramEnd"/>
                           </w:p>
                           <w:p>
                             <w:pPr>
@@ -3441,7 +3437,7 @@
                                     <pic:cNvPicPr/>
                                   </pic:nvPicPr>
                                   <pic:blipFill>
-                                    <a:blip r:embed="rId24"/>
+                                    <a:blip r:embed="rId25"/>
                                     <a:stretch>
                                       <a:fillRect/>
                                     </a:stretch>
@@ -3575,7 +3571,7 @@
                     <pic:cNvPicPr/>
                   </pic:nvPicPr>
                   <pic:blipFill>
-                    <a:blip r:embed="rId25"/>
+                    <a:blip r:embed="rId26"/>
                     <a:stretch>
                       <a:fillRect/>
                     </a:stretch>
@@ -3708,7 +3704,7 @@
                     <pic:cNvPicPr/>
                   </pic:nvPicPr>
                   <pic:blipFill>
-                    <a:blip r:embed="rId26">
+                    <a:blip r:embed="rId27">
                       <a:extLst>
                         <a:ext uri="{28A0092B-C50C-407E-A947-70E740481C1C}">
                           <a14:useLocalDpi xmlns:a14="http://schemas.microsoft.com/office/drawing/2010/main" val="0"/>
@@ -3735,7 +3731,7 @@
         </w:drawing>
       </w:r>
     </w:p>
-    <w:bookmarkEnd w:id="10"/>
+    <w:bookmarkEnd w:id="11"/>
     <w:p>
       <w:pPr>
         <w:rPr>
@@ -3761,12 +3757,12 @@
       </w:pPr>
     </w:p>
     <w:sectPr>
-      <w:headerReference w:type="even" r:id="rId27"/>
-      <w:headerReference w:type="default" r:id="rId28"/>
-      <w:footerReference w:type="even" r:id="rId29"/>
-      <w:footerReference w:type="default" r:id="rId30"/>
-      <w:headerReference w:type="first" r:id="rId31"/>
-      <w:footerReference w:type="first" r:id="rId32"/>
+      <w:headerReference w:type="even" r:id="rId28"/>
+      <w:headerReference w:type="default" r:id="rId29"/>
+      <w:footerReference w:type="even" r:id="rId30"/>
+      <w:footerReference w:type="default" r:id="rId31"/>
+      <w:headerReference w:type="first" r:id="rId32"/>
+      <w:footerReference w:type="first" r:id="rId33"/>
       <w:pgSz w:w="11906" w:h="16838" w:code="9"/>
       <w:pgMar w:top="851" w:right="924" w:bottom="1616" w:left="1134" w:header="709" w:footer="607" w:gutter="0"/>
       <w:cols w:space="708"/>
@@ -4325,7 +4321,7 @@
         <v:path o:extrusionok="f" gradientshapeok="t" o:connecttype="rect"/>
         <o:lock v:ext="edit" aspectratio="t"/>
       </v:shapetype>
-      <v:shape id="_x0000_i1071" type="#_x0000_t75" style="width:30.8pt;height:52.7pt" o:bullet="t">
+      <v:shape id="_x0000_i1055" type="#_x0000_t75" style="width:30.8pt;height:52.7pt" o:bullet="t">
         <v:imagedata r:id="rId1" o:title="puce"/>
       </v:shape>
     </w:pict>
@@ -9445,6 +9441,7 @@
     <w:rsid w:val="001B053E"/>
     <w:rsid w:val="003259A4"/>
     <w:rsid w:val="0032743B"/>
+    <w:rsid w:val="003674B1"/>
     <w:rsid w:val="00515A60"/>
     <w:rsid w:val="0054019A"/>
     <w:rsid w:val="00596E3A"/>
@@ -10420,7 +10417,13 @@
 </file>
 
 <file path=customXml/item2.xml><?xml version="1.0" encoding="utf-8"?>
-<b:Sources xmlns:b="http://schemas.openxmlformats.org/officeDocument/2006/bibliography" xmlns="http://schemas.openxmlformats.org/officeDocument/2006/bibliography" SelectedStyle="\APA.XSL" StyleName="APA"/>
+<p:properties xmlns:p="http://schemas.microsoft.com/office/2006/metadata/properties" xmlns:xsi="http://www.w3.org/2001/XMLSchema-instance" xmlns:pc="http://schemas.microsoft.com/office/infopath/2007/PartnerControls">
+  <documentManagement>
+    <lcf76f155ced4ddcb4097134ff3c332f xmlns="b295003c-aa87-407e-9024-fdee4e88f6fa">
+      <Terms xmlns="http://schemas.microsoft.com/office/infopath/2007/PartnerControls"/>
+    </lcf76f155ced4ddcb4097134ff3c332f>
+  </documentManagement>
+</p:properties>
 </file>
 
 <file path=customXml/item3.xml><?xml version="1.0" encoding="utf-8"?>
@@ -10433,13 +10436,7 @@
 </file>
 
 <file path=customXml/item4.xml><?xml version="1.0" encoding="utf-8"?>
-<p:properties xmlns:p="http://schemas.microsoft.com/office/2006/metadata/properties" xmlns:xsi="http://www.w3.org/2001/XMLSchema-instance" xmlns:pc="http://schemas.microsoft.com/office/infopath/2007/PartnerControls">
-  <documentManagement>
-    <lcf76f155ced4ddcb4097134ff3c332f xmlns="b295003c-aa87-407e-9024-fdee4e88f6fa">
-      <Terms xmlns="http://schemas.microsoft.com/office/infopath/2007/PartnerControls"/>
-    </lcf76f155ced4ddcb4097134ff3c332f>
-  </documentManagement>
-</p:properties>
+<b:Sources xmlns:b="http://schemas.openxmlformats.org/officeDocument/2006/bibliography" xmlns="http://schemas.openxmlformats.org/officeDocument/2006/bibliography" SelectedStyle="\APA.XSL" StyleName="APA"/>
 </file>
 
 <file path=customXml/itemProps1.xml><?xml version="1.0" encoding="utf-8"?>
@@ -10461,9 +10458,11 @@
 </file>
 
 <file path=customXml/itemProps2.xml><?xml version="1.0" encoding="utf-8"?>
-<ds:datastoreItem xmlns:ds="http://schemas.openxmlformats.org/officeDocument/2006/customXml" ds:itemID="{0FF0F878-5F0F-460C-9013-40E72731A637}">
+<ds:datastoreItem xmlns:ds="http://schemas.openxmlformats.org/officeDocument/2006/customXml" ds:itemID="{1159403A-C237-488E-8C5E-DABF9FCE7043}">
   <ds:schemaRefs>
-    <ds:schemaRef ds:uri="http://schemas.openxmlformats.org/officeDocument/2006/bibliography"/>
+    <ds:schemaRef ds:uri="http://schemas.microsoft.com/office/2006/metadata/properties"/>
+    <ds:schemaRef ds:uri="http://schemas.microsoft.com/office/infopath/2007/PartnerControls"/>
+    <ds:schemaRef ds:uri="b295003c-aa87-407e-9024-fdee4e88f6fa"/>
   </ds:schemaRefs>
 </ds:datastoreItem>
 </file>
@@ -10477,11 +10476,9 @@
 </file>
 
 <file path=customXml/itemProps4.xml><?xml version="1.0" encoding="utf-8"?>
-<ds:datastoreItem xmlns:ds="http://schemas.openxmlformats.org/officeDocument/2006/customXml" ds:itemID="{1159403A-C237-488E-8C5E-DABF9FCE7043}">
+<ds:datastoreItem xmlns:ds="http://schemas.openxmlformats.org/officeDocument/2006/customXml" ds:itemID="{0FF0F878-5F0F-460C-9013-40E72731A637}">
   <ds:schemaRefs>
-    <ds:schemaRef ds:uri="http://schemas.microsoft.com/office/2006/metadata/properties"/>
-    <ds:schemaRef ds:uri="http://schemas.microsoft.com/office/infopath/2007/PartnerControls"/>
-    <ds:schemaRef ds:uri="b295003c-aa87-407e-9024-fdee4e88f6fa"/>
+    <ds:schemaRef ds:uri="http://schemas.openxmlformats.org/officeDocument/2006/bibliography"/>
   </ds:schemaRefs>
 </ds:datastoreItem>
 </file>